--- a/Resources/Final Report.docx
+++ b/Resources/Final Report.docx
@@ -71,41 +71,37 @@
         <w:jc w:val="center"/>
         <w:rPr>
           <w:rFonts w:ascii="Times New Roman" w:hAnsi="Times New Roman" w:cs="Times New Roman"/>
-        </w:rPr>
-      </w:pPr>
-      <w:r>
+          <w:b/>
+          <w:bCs/>
+        </w:rPr>
+      </w:pPr>
+    </w:p>
+    <w:p>
+      <w:pPr>
+        <w:jc w:val="center"/>
         <w:rPr>
           <w:rFonts w:ascii="Times New Roman" w:hAnsi="Times New Roman" w:cs="Times New Roman"/>
           <w:b/>
           <w:bCs/>
         </w:rPr>
-        <w:t xml:space="preserve">Report </w:t>
-      </w:r>
-    </w:p>
-    <w:p>
-      <w:pPr>
-        <w:jc w:val="center"/>
+      </w:pPr>
+      <w:r>
         <w:rPr>
           <w:rFonts w:ascii="Times New Roman" w:hAnsi="Times New Roman" w:cs="Times New Roman"/>
           <w:b/>
           <w:bCs/>
         </w:rPr>
-      </w:pPr>
-      <w:r>
+        <w:t>Assumption University of Thailand</w:t>
+      </w:r>
+    </w:p>
+    <w:p>
+      <w:pPr>
+        <w:jc w:val="center"/>
         <w:rPr>
           <w:rFonts w:ascii="Times New Roman" w:hAnsi="Times New Roman" w:cs="Times New Roman"/>
           <w:b/>
           <w:bCs/>
         </w:rPr>
-        <w:t>Summitted to</w:t>
-      </w:r>
-    </w:p>
-    <w:p>
-      <w:pPr>
-        <w:jc w:val="center"/>
-        <w:rPr>
-          <w:rFonts w:ascii="Times New Roman" w:hAnsi="Times New Roman" w:cs="Times New Roman"/>
-        </w:rPr>
       </w:pPr>
       <w:r>
         <w:rPr>
@@ -113,91 +109,59 @@
           <w:b/>
           <w:bCs/>
         </w:rPr>
-        <w:t xml:space="preserve">Dr. </w:t>
-      </w:r>
-      <w:proofErr w:type="spellStart"/>
-      <w:r>
+        <w:t>Vincent Mary School of Engineering, Science and Technology</w:t>
+      </w:r>
+    </w:p>
+    <w:p>
+      <w:pPr>
+        <w:jc w:val="center"/>
         <w:rPr>
           <w:rFonts w:ascii="Times New Roman" w:hAnsi="Times New Roman" w:cs="Times New Roman"/>
           <w:b/>
           <w:bCs/>
         </w:rPr>
-        <w:t>Kwankamol</w:t>
-      </w:r>
-      <w:proofErr w:type="spellEnd"/>
+      </w:pPr>
       <w:r>
         <w:rPr>
           <w:rFonts w:ascii="Times New Roman" w:hAnsi="Times New Roman" w:cs="Times New Roman"/>
           <w:b/>
           <w:bCs/>
         </w:rPr>
-        <w:t xml:space="preserve"> </w:t>
-      </w:r>
-      <w:proofErr w:type="spellStart"/>
+        <w:t>CSX</w:t>
+      </w:r>
       <w:r>
         <w:rPr>
           <w:rFonts w:ascii="Times New Roman" w:hAnsi="Times New Roman" w:cs="Times New Roman"/>
           <w:b/>
           <w:bCs/>
         </w:rPr>
-        <w:t>Nongpong</w:t>
-      </w:r>
-      <w:proofErr w:type="spellEnd"/>
-    </w:p>
-    <w:p>
-      <w:pPr>
-        <w:jc w:val="center"/>
-        <w:rPr>
-          <w:rFonts w:ascii="Times New Roman" w:hAnsi="Times New Roman" w:cs="Times New Roman"/>
-        </w:rPr>
-      </w:pPr>
-    </w:p>
-    <w:p>
-      <w:pPr>
-        <w:jc w:val="center"/>
+        <w:t>4210</w:t>
+      </w:r>
+      <w:r>
         <w:rPr>
           <w:rFonts w:ascii="Times New Roman" w:hAnsi="Times New Roman" w:cs="Times New Roman"/>
           <w:b/>
           <w:bCs/>
         </w:rPr>
-      </w:pPr>
+        <w:t xml:space="preserve"> – </w:t>
+      </w:r>
       <w:r>
         <w:rPr>
           <w:rFonts w:ascii="Times New Roman" w:hAnsi="Times New Roman" w:cs="Times New Roman"/>
           <w:b/>
           <w:bCs/>
         </w:rPr>
-        <w:t>Summitted by</w:t>
-      </w:r>
-    </w:p>
-    <w:p>
-      <w:pPr>
-        <w:ind w:left="2880"/>
-        <w:rPr>
-          <w:rFonts w:ascii="Times New Roman" w:hAnsi="Times New Roman" w:cs="Times New Roman"/>
-        </w:rPr>
-      </w:pPr>
-      <w:r>
+        <w:t>NLP and Social Interactions (541)</w:t>
+      </w:r>
+    </w:p>
+    <w:p>
+      <w:pPr>
+        <w:jc w:val="center"/>
         <w:rPr>
           <w:rFonts w:ascii="Times New Roman" w:hAnsi="Times New Roman" w:cs="Times New Roman"/>
           <w:b/>
           <w:bCs/>
         </w:rPr>
-        <w:t>Thit Lwin Win Thant</w:t>
-      </w:r>
-      <w:r>
-        <w:rPr>
-          <w:rFonts w:ascii="Times New Roman" w:hAnsi="Times New Roman" w:cs="Times New Roman"/>
-        </w:rPr>
-        <w:t xml:space="preserve"> (ID: 6540122)</w:t>
-      </w:r>
-    </w:p>
-    <w:p>
-      <w:pPr>
-        <w:ind w:left="2880"/>
-        <w:rPr>
-          <w:rFonts w:ascii="Times New Roman" w:hAnsi="Times New Roman" w:cs="Times New Roman"/>
-        </w:rPr>
       </w:pPr>
       <w:r>
         <w:rPr>
@@ -205,53 +169,27 @@
           <w:b/>
           <w:bCs/>
         </w:rPr>
-        <w:t>Kaung Khant Lin</w:t>
-      </w:r>
-      <w:r>
-        <w:rPr>
-          <w:rFonts w:ascii="Times New Roman" w:hAnsi="Times New Roman" w:cs="Times New Roman"/>
-        </w:rPr>
-        <w:t xml:space="preserve"> (ID: 6540131)</w:t>
-      </w:r>
-    </w:p>
-    <w:p>
-      <w:pPr>
-        <w:ind w:left="2880"/>
-        <w:rPr>
-          <w:rFonts w:ascii="Times New Roman" w:hAnsi="Times New Roman" w:cs="Times New Roman"/>
-        </w:rPr>
-      </w:pPr>
-      <w:r>
+        <w:t>Semester 2/2025</w:t>
+      </w:r>
+    </w:p>
+    <w:p>
+      <w:pPr>
+        <w:jc w:val="center"/>
         <w:rPr>
           <w:rFonts w:ascii="Times New Roman" w:hAnsi="Times New Roman" w:cs="Times New Roman"/>
           <w:b/>
           <w:bCs/>
         </w:rPr>
-        <w:t xml:space="preserve">Thust </w:t>
-      </w:r>
-      <w:proofErr w:type="spellStart"/>
-      <w:r>
+      </w:pPr>
+    </w:p>
+    <w:p>
+      <w:pPr>
+        <w:jc w:val="center"/>
         <w:rPr>
           <w:rFonts w:ascii="Times New Roman" w:hAnsi="Times New Roman" w:cs="Times New Roman"/>
           <w:b/>
           <w:bCs/>
         </w:rPr>
-        <w:t>Thongsricharoen</w:t>
-      </w:r>
-      <w:proofErr w:type="spellEnd"/>
-      <w:r>
-        <w:rPr>
-          <w:rFonts w:ascii="Times New Roman" w:hAnsi="Times New Roman" w:cs="Times New Roman"/>
-        </w:rPr>
-        <w:t xml:space="preserve"> (ID: 6714508)</w:t>
-      </w:r>
-    </w:p>
-    <w:p>
-      <w:pPr>
-        <w:ind w:left="2880"/>
-        <w:rPr>
-          <w:rFonts w:ascii="Times New Roman" w:hAnsi="Times New Roman" w:cs="Times New Roman"/>
-        </w:rPr>
       </w:pPr>
     </w:p>
     <w:p>
@@ -263,32 +201,59 @@
           <w:bCs/>
         </w:rPr>
       </w:pPr>
-      <w:r>
+    </w:p>
+    <w:p>
+      <w:pPr>
+        <w:jc w:val="center"/>
         <w:rPr>
           <w:rFonts w:ascii="Times New Roman" w:hAnsi="Times New Roman" w:cs="Times New Roman"/>
           <w:b/>
           <w:bCs/>
         </w:rPr>
-        <w:t>CSX4212 (541)</w:t>
-      </w:r>
-    </w:p>
-    <w:p>
-      <w:pPr>
-        <w:jc w:val="center"/>
+      </w:pPr>
+      <w:r>
         <w:rPr>
           <w:rFonts w:ascii="Times New Roman" w:hAnsi="Times New Roman" w:cs="Times New Roman"/>
           <w:b/>
           <w:bCs/>
         </w:rPr>
-      </w:pPr>
-      <w:r>
+        <w:t>Project Title:</w:t>
+      </w:r>
+    </w:p>
+    <w:p>
+      <w:pPr>
+        <w:jc w:val="center"/>
+        <w:rPr>
+          <w:rFonts w:ascii="Times New Roman" w:eastAsia="Times New Roman" w:hAnsi="Times New Roman" w:cs="Times New Roman"/>
+          <w:szCs w:val="24"/>
+        </w:rPr>
+      </w:pPr>
+      <w:r>
+        <w:rPr>
+          <w:rFonts w:ascii="Times New Roman" w:eastAsia="Times New Roman" w:hAnsi="Times New Roman" w:cs="Times New Roman"/>
+          <w:b/>
+          <w:bCs/>
+          <w:szCs w:val="24"/>
+        </w:rPr>
+        <w:t>Comparative Sentiment Analysis:</w:t>
+      </w:r>
+      <w:r>
+        <w:rPr>
+          <w:rFonts w:ascii="Times New Roman" w:eastAsia="Times New Roman" w:hAnsi="Times New Roman" w:cs="Times New Roman"/>
+          <w:szCs w:val="24"/>
+        </w:rPr>
+        <w:t xml:space="preserve"> Monolingual vs. Multilingual Models for English and Thai</w:t>
+      </w:r>
+    </w:p>
+    <w:p>
+      <w:pPr>
+        <w:jc w:val="center"/>
         <w:rPr>
           <w:rFonts w:ascii="Times New Roman" w:hAnsi="Times New Roman" w:cs="Times New Roman"/>
           <w:b/>
           <w:bCs/>
         </w:rPr>
-        <w:t>Semester 2/2025</w:t>
-      </w:r>
+      </w:pPr>
     </w:p>
     <w:p>
       <w:pPr>
@@ -309,86 +274,74 @@
           <w:bCs/>
         </w:rPr>
       </w:pPr>
-      <w:r>
+    </w:p>
+    <w:p>
+      <w:pPr>
+        <w:jc w:val="center"/>
         <w:rPr>
           <w:rFonts w:ascii="Times New Roman" w:hAnsi="Times New Roman" w:cs="Times New Roman"/>
           <w:b/>
           <w:bCs/>
         </w:rPr>
-        <w:t>Project Title:</w:t>
-      </w:r>
-    </w:p>
-    <w:p>
-      <w:pPr>
-        <w:jc w:val="center"/>
-        <w:rPr>
-          <w:rFonts w:ascii="Times New Roman" w:eastAsia="Times New Roman" w:hAnsi="Times New Roman" w:cs="Times New Roman"/>
-          <w:szCs w:val="24"/>
-        </w:rPr>
-      </w:pPr>
-      <w:r>
-        <w:rPr>
-          <w:rFonts w:ascii="Times New Roman" w:eastAsia="Times New Roman" w:hAnsi="Times New Roman" w:cs="Times New Roman"/>
+      </w:pPr>
+      <w:r>
+        <w:rPr>
+          <w:rFonts w:ascii="Times New Roman" w:hAnsi="Times New Roman" w:cs="Times New Roman"/>
           <w:b/>
           <w:bCs/>
-          <w:szCs w:val="24"/>
-        </w:rPr>
-        <w:t>Comparative Sentiment Analysis:</w:t>
-      </w:r>
-      <w:r>
-        <w:rPr>
-          <w:rFonts w:ascii="Times New Roman" w:eastAsia="Times New Roman" w:hAnsi="Times New Roman" w:cs="Times New Roman"/>
-          <w:szCs w:val="24"/>
-        </w:rPr>
-        <w:t xml:space="preserve"> Monolingual vs. Multilingual Models for English and Thai</w:t>
-      </w:r>
-    </w:p>
-    <w:p/>
-    <w:p>
-      <w:pPr>
-        <w:jc w:val="both"/>
-        <w:rPr>
-          <w:rFonts w:ascii="Times New Roman" w:eastAsia="Times New Roman" w:hAnsi="Times New Roman" w:cs="Times New Roman"/>
+        </w:rPr>
+        <w:t>Summitted to</w:t>
+      </w:r>
+    </w:p>
+    <w:p>
+      <w:pPr>
+        <w:jc w:val="center"/>
+        <w:rPr>
+          <w:rFonts w:ascii="Times New Roman" w:hAnsi="Times New Roman" w:cs="Times New Roman"/>
+        </w:rPr>
+      </w:pPr>
+      <w:r>
+        <w:rPr>
+          <w:rFonts w:ascii="Times New Roman" w:hAnsi="Times New Roman" w:cs="Times New Roman"/>
           <w:b/>
           <w:bCs/>
         </w:rPr>
-      </w:pPr>
-    </w:p>
-    <w:p>
-      <w:pPr>
-        <w:jc w:val="both"/>
-        <w:rPr>
-          <w:rFonts w:ascii="Times New Roman" w:eastAsia="Times New Roman" w:hAnsi="Times New Roman" w:cs="Times New Roman"/>
+        <w:t xml:space="preserve">Dr. </w:t>
+      </w:r>
+      <w:proofErr w:type="spellStart"/>
+      <w:r>
+        <w:rPr>
+          <w:rFonts w:ascii="Times New Roman" w:hAnsi="Times New Roman" w:cs="Times New Roman"/>
           <w:b/>
           <w:bCs/>
         </w:rPr>
-      </w:pPr>
-    </w:p>
-    <w:p>
-      <w:pPr>
-        <w:jc w:val="both"/>
-        <w:rPr>
-          <w:rFonts w:ascii="Times New Roman" w:eastAsia="Times New Roman" w:hAnsi="Times New Roman" w:cs="Times New Roman"/>
+        <w:t>Kwankamol</w:t>
+      </w:r>
+      <w:proofErr w:type="spellEnd"/>
+      <w:r>
+        <w:rPr>
+          <w:rFonts w:ascii="Times New Roman" w:hAnsi="Times New Roman" w:cs="Times New Roman"/>
           <w:b/>
           <w:bCs/>
         </w:rPr>
-      </w:pPr>
-    </w:p>
-    <w:p>
-      <w:pPr>
-        <w:jc w:val="both"/>
-        <w:rPr>
-          <w:rFonts w:ascii="Times New Roman" w:eastAsia="Times New Roman" w:hAnsi="Times New Roman" w:cs="Times New Roman"/>
+        <w:t xml:space="preserve"> </w:t>
+      </w:r>
+      <w:proofErr w:type="spellStart"/>
+      <w:r>
+        <w:rPr>
+          <w:rFonts w:ascii="Times New Roman" w:hAnsi="Times New Roman" w:cs="Times New Roman"/>
           <w:b/>
           <w:bCs/>
         </w:rPr>
-      </w:pPr>
-    </w:p>
-    <w:p>
-      <w:pPr>
-        <w:jc w:val="both"/>
-        <w:rPr>
-          <w:rFonts w:ascii="Times New Roman" w:eastAsia="Times New Roman" w:hAnsi="Times New Roman" w:cs="Times New Roman"/>
+        <w:t>Nongpong</w:t>
+      </w:r>
+      <w:proofErr w:type="spellEnd"/>
+    </w:p>
+    <w:p>
+      <w:pPr>
+        <w:jc w:val="center"/>
+        <w:rPr>
+          <w:rFonts w:ascii="Times New Roman" w:hAnsi="Times New Roman" w:cs="Times New Roman"/>
           <w:b/>
           <w:bCs/>
         </w:rPr>
@@ -396,9 +349,9 @@
     </w:p>
     <w:p>
       <w:pPr>
-        <w:jc w:val="both"/>
-        <w:rPr>
-          <w:rFonts w:ascii="Times New Roman" w:eastAsia="Times New Roman" w:hAnsi="Times New Roman" w:cs="Times New Roman"/>
+        <w:jc w:val="center"/>
+        <w:rPr>
+          <w:rFonts w:ascii="Times New Roman" w:hAnsi="Times New Roman" w:cs="Times New Roman"/>
           <w:b/>
           <w:bCs/>
         </w:rPr>
@@ -406,8 +359,9 @@
     </w:p>
     <w:p>
       <w:pPr>
-        <w:rPr>
-          <w:rFonts w:ascii="Times New Roman" w:eastAsia="Times New Roman" w:hAnsi="Times New Roman" w:cs="Times New Roman"/>
+        <w:jc w:val="center"/>
+        <w:rPr>
+          <w:rFonts w:ascii="Times New Roman" w:hAnsi="Times New Roman" w:cs="Times New Roman"/>
           <w:b/>
           <w:bCs/>
         </w:rPr>
@@ -415,11 +369,102 @@
     </w:p>
     <w:p>
       <w:pPr>
-        <w:rPr>
-          <w:rFonts w:ascii="Times New Roman" w:eastAsia="Times New Roman" w:hAnsi="Times New Roman" w:cs="Times New Roman"/>
+        <w:jc w:val="center"/>
+        <w:rPr>
+          <w:rFonts w:ascii="Times New Roman" w:hAnsi="Times New Roman" w:cs="Times New Roman"/>
           <w:b/>
           <w:bCs/>
-          <w:szCs w:val="24"/>
+        </w:rPr>
+      </w:pPr>
+      <w:r>
+        <w:rPr>
+          <w:rFonts w:ascii="Times New Roman" w:hAnsi="Times New Roman" w:cs="Times New Roman"/>
+          <w:b/>
+          <w:bCs/>
+        </w:rPr>
+        <w:t>Summitted by</w:t>
+      </w:r>
+    </w:p>
+    <w:p>
+      <w:pPr>
+        <w:ind w:left="2880"/>
+        <w:rPr>
+          <w:rFonts w:ascii="Times New Roman" w:hAnsi="Times New Roman" w:cs="Times New Roman"/>
+        </w:rPr>
+      </w:pPr>
+      <w:r>
+        <w:rPr>
+          <w:rFonts w:ascii="Times New Roman" w:hAnsi="Times New Roman" w:cs="Times New Roman"/>
+          <w:b/>
+          <w:bCs/>
+        </w:rPr>
+        <w:t>Thit Lwin Win Thant</w:t>
+      </w:r>
+      <w:r>
+        <w:rPr>
+          <w:rFonts w:ascii="Times New Roman" w:hAnsi="Times New Roman" w:cs="Times New Roman"/>
+        </w:rPr>
+        <w:t xml:space="preserve"> (ID: 6540122)</w:t>
+      </w:r>
+    </w:p>
+    <w:p>
+      <w:pPr>
+        <w:ind w:left="2880"/>
+        <w:rPr>
+          <w:rFonts w:ascii="Times New Roman" w:hAnsi="Times New Roman" w:cs="Times New Roman"/>
+        </w:rPr>
+      </w:pPr>
+      <w:r>
+        <w:rPr>
+          <w:rFonts w:ascii="Times New Roman" w:hAnsi="Times New Roman" w:cs="Times New Roman"/>
+          <w:b/>
+          <w:bCs/>
+        </w:rPr>
+        <w:t>Kaung Khant Lin</w:t>
+      </w:r>
+      <w:r>
+        <w:rPr>
+          <w:rFonts w:ascii="Times New Roman" w:hAnsi="Times New Roman" w:cs="Times New Roman"/>
+        </w:rPr>
+        <w:t xml:space="preserve"> (ID: 6540131)</w:t>
+      </w:r>
+    </w:p>
+    <w:p>
+      <w:pPr>
+        <w:ind w:left="2880"/>
+        <w:rPr>
+          <w:rFonts w:ascii="Times New Roman" w:hAnsi="Times New Roman" w:cs="Times New Roman"/>
+        </w:rPr>
+      </w:pPr>
+      <w:r>
+        <w:rPr>
+          <w:rFonts w:ascii="Times New Roman" w:hAnsi="Times New Roman" w:cs="Times New Roman"/>
+          <w:b/>
+          <w:bCs/>
+        </w:rPr>
+        <w:t xml:space="preserve">Thust </w:t>
+      </w:r>
+      <w:proofErr w:type="spellStart"/>
+      <w:r>
+        <w:rPr>
+          <w:rFonts w:ascii="Times New Roman" w:hAnsi="Times New Roman" w:cs="Times New Roman"/>
+          <w:b/>
+          <w:bCs/>
+        </w:rPr>
+        <w:t>Thongsricharoen</w:t>
+      </w:r>
+      <w:proofErr w:type="spellEnd"/>
+      <w:r>
+        <w:rPr>
+          <w:rFonts w:ascii="Times New Roman" w:hAnsi="Times New Roman" w:cs="Times New Roman"/>
+        </w:rPr>
+        <w:t xml:space="preserve"> (ID: 6714508)</w:t>
+      </w:r>
+    </w:p>
+    <w:p>
+      <w:pPr>
+        <w:rPr>
+          <w:rFonts w:ascii="Times New Roman" w:hAnsi="Times New Roman" w:cs="Times New Roman"/>
         </w:rPr>
       </w:pPr>
       <w:r>
@@ -8499,14 +8544,6 @@
 </file>
 
 <file path=customXml/item1.xml><?xml version="1.0" encoding="utf-8"?>
-<p:properties xmlns:p="http://schemas.microsoft.com/office/2006/metadata/properties" xmlns:xsi="http://www.w3.org/2001/XMLSchema-instance" xmlns:pc="http://schemas.microsoft.com/office/infopath/2007/PartnerControls">
-  <documentManagement>
-    <_activity xmlns="e00ecd57-0d74-44e0-817c-03d4b632c110" xsi:nil="true"/>
-  </documentManagement>
-</p:properties>
-</file>
-
-<file path=customXml/item2.xml><?xml version="1.0" encoding="utf-8"?>
 <ct:contentTypeSchema xmlns:ct="http://schemas.microsoft.com/office/2006/metadata/contentType" xmlns:ma="http://schemas.microsoft.com/office/2006/metadata/properties/metaAttributes" ct:_="" ma:_="" ma:contentTypeName="Document" ma:contentTypeID="0x0101005A31D50157EAF742B27CFC606749F299" ma:contentTypeVersion="15" ma:contentTypeDescription="Create a new document." ma:contentTypeScope="" ma:versionID="1ab964b0fe5b6d292d6b8a245a56e9f0">
   <xsd:schema xmlns:xsd="http://www.w3.org/2001/XMLSchema" xmlns:xs="http://www.w3.org/2001/XMLSchema" xmlns:p="http://schemas.microsoft.com/office/2006/metadata/properties" xmlns:ns3="fe9583be-d565-4032-a51b-9da2e7ff098b" xmlns:ns4="e00ecd57-0d74-44e0-817c-03d4b632c110" targetNamespace="http://schemas.microsoft.com/office/2006/metadata/properties" ma:root="true" ma:fieldsID="7e14babf49619096a251609f4e69b527" ns3:_="" ns4:_="">
     <xsd:import namespace="fe9583be-d565-4032-a51b-9da2e7ff098b"/>
@@ -8739,11 +8776,15 @@
 </ct:contentTypeSchema>
 </file>
 
-<file path=customXml/item3.xml><?xml version="1.0" encoding="utf-8"?>
-<b:Sources xmlns:b="http://schemas.openxmlformats.org/officeDocument/2006/bibliography" xmlns="http://schemas.openxmlformats.org/officeDocument/2006/bibliography" SelectedStyle="\APASixthEditionOfficeOnline.xsl" StyleName="APA" Version="6"/>
+<file path=customXml/item2.xml><?xml version="1.0" encoding="utf-8"?>
+<p:properties xmlns:p="http://schemas.microsoft.com/office/2006/metadata/properties" xmlns:xsi="http://www.w3.org/2001/XMLSchema-instance" xmlns:pc="http://schemas.microsoft.com/office/infopath/2007/PartnerControls">
+  <documentManagement>
+    <_activity xmlns="e00ecd57-0d74-44e0-817c-03d4b632c110" xsi:nil="true"/>
+  </documentManagement>
+</p:properties>
 </file>
 
-<file path=customXml/item4.xml><?xml version="1.0" encoding="utf-8"?>
+<file path=customXml/item3.xml><?xml version="1.0" encoding="utf-8"?>
 <?mso-contentType ?>
 <FormTemplates xmlns="http://schemas.microsoft.com/sharepoint/v3/contenttype/forms">
   <Display>DocumentLibraryForm</Display>
@@ -8752,17 +8793,11 @@
 </FormTemplates>
 </file>
 
-<file path=customXml/itemProps1.xml><?xml version="1.0" encoding="utf-8"?>
-<ds:datastoreItem xmlns:ds="http://schemas.openxmlformats.org/officeDocument/2006/customXml" ds:itemID="{FEE24559-3088-43E0-96FD-4ACE04CC5493}">
-  <ds:schemaRefs>
-    <ds:schemaRef ds:uri="http://schemas.microsoft.com/office/2006/metadata/properties"/>
-    <ds:schemaRef ds:uri="http://schemas.microsoft.com/office/infopath/2007/PartnerControls"/>
-    <ds:schemaRef ds:uri="e00ecd57-0d74-44e0-817c-03d4b632c110"/>
-  </ds:schemaRefs>
-</ds:datastoreItem>
+<file path=customXml/item4.xml><?xml version="1.0" encoding="utf-8"?>
+<b:Sources xmlns:b="http://schemas.openxmlformats.org/officeDocument/2006/bibliography" xmlns="http://schemas.openxmlformats.org/officeDocument/2006/bibliography" SelectedStyle="\APASixthEditionOfficeOnline.xsl" StyleName="APA" Version="6"/>
 </file>
 
-<file path=customXml/itemProps2.xml><?xml version="1.0" encoding="utf-8"?>
+<file path=customXml/itemProps1.xml><?xml version="1.0" encoding="utf-8"?>
 <ds:datastoreItem xmlns:ds="http://schemas.openxmlformats.org/officeDocument/2006/customXml" ds:itemID="{D01E5AA1-7B95-46C9-AB9A-42150BE4B0DB}">
   <ds:schemaRefs>
     <ds:schemaRef ds:uri="http://schemas.microsoft.com/office/2006/metadata/contentType"/>
@@ -8781,18 +8816,28 @@
 </ds:datastoreItem>
 </file>
 
+<file path=customXml/itemProps2.xml><?xml version="1.0" encoding="utf-8"?>
+<ds:datastoreItem xmlns:ds="http://schemas.openxmlformats.org/officeDocument/2006/customXml" ds:itemID="{FEE24559-3088-43E0-96FD-4ACE04CC5493}">
+  <ds:schemaRefs>
+    <ds:schemaRef ds:uri="http://schemas.microsoft.com/office/2006/metadata/properties"/>
+    <ds:schemaRef ds:uri="http://schemas.microsoft.com/office/infopath/2007/PartnerControls"/>
+    <ds:schemaRef ds:uri="e00ecd57-0d74-44e0-817c-03d4b632c110"/>
+  </ds:schemaRefs>
+</ds:datastoreItem>
+</file>
+
 <file path=customXml/itemProps3.xml><?xml version="1.0" encoding="utf-8"?>
+<ds:datastoreItem xmlns:ds="http://schemas.openxmlformats.org/officeDocument/2006/customXml" ds:itemID="{04D911DB-E635-4487-B1E9-39C42633C806}">
+  <ds:schemaRefs>
+    <ds:schemaRef ds:uri="http://schemas.microsoft.com/sharepoint/v3/contenttype/forms"/>
+  </ds:schemaRefs>
+</ds:datastoreItem>
+</file>
+
+<file path=customXml/itemProps4.xml><?xml version="1.0" encoding="utf-8"?>
 <ds:datastoreItem xmlns:ds="http://schemas.openxmlformats.org/officeDocument/2006/customXml" ds:itemID="{EA868167-CABB-408F-B57B-C9C8970F2205}">
   <ds:schemaRefs>
     <ds:schemaRef ds:uri="http://schemas.openxmlformats.org/officeDocument/2006/bibliography"/>
   </ds:schemaRefs>
 </ds:datastoreItem>
-</file>
-
-<file path=customXml/itemProps4.xml><?xml version="1.0" encoding="utf-8"?>
-<ds:datastoreItem xmlns:ds="http://schemas.openxmlformats.org/officeDocument/2006/customXml" ds:itemID="{04D911DB-E635-4487-B1E9-39C42633C806}">
-  <ds:schemaRefs>
-    <ds:schemaRef ds:uri="http://schemas.microsoft.com/sharepoint/v3/contenttype/forms"/>
-  </ds:schemaRefs>
-</ds:datastoreItem>
 </file>
--- a/Resources/Final Report.docx
+++ b/Resources/Final Report.docx
@@ -306,36 +306,38 @@
           <w:b/>
           <w:bCs/>
         </w:rPr>
-        <w:t xml:space="preserve">Dr. </w:t>
-      </w:r>
-      <w:proofErr w:type="spellStart"/>
-      <w:r>
+        <w:t>Dr. Kwankamol Nongpong</w:t>
+      </w:r>
+    </w:p>
+    <w:p>
+      <w:pPr>
+        <w:jc w:val="center"/>
         <w:rPr>
           <w:rFonts w:ascii="Times New Roman" w:hAnsi="Times New Roman" w:cs="Times New Roman"/>
           <w:b/>
           <w:bCs/>
         </w:rPr>
-        <w:t>Kwankamol</w:t>
-      </w:r>
-      <w:proofErr w:type="spellEnd"/>
-      <w:r>
+      </w:pPr>
+    </w:p>
+    <w:p>
+      <w:pPr>
+        <w:jc w:val="center"/>
         <w:rPr>
           <w:rFonts w:ascii="Times New Roman" w:hAnsi="Times New Roman" w:cs="Times New Roman"/>
           <w:b/>
           <w:bCs/>
         </w:rPr>
-        <w:t xml:space="preserve"> </w:t>
-      </w:r>
-      <w:proofErr w:type="spellStart"/>
-      <w:r>
+      </w:pPr>
+    </w:p>
+    <w:p>
+      <w:pPr>
+        <w:jc w:val="center"/>
         <w:rPr>
           <w:rFonts w:ascii="Times New Roman" w:hAnsi="Times New Roman" w:cs="Times New Roman"/>
           <w:b/>
           <w:bCs/>
         </w:rPr>
-        <w:t>Nongpong</w:t>
-      </w:r>
-      <w:proofErr w:type="spellEnd"/>
+      </w:pPr>
     </w:p>
     <w:p>
       <w:pPr>
@@ -346,35 +348,65 @@
           <w:bCs/>
         </w:rPr>
       </w:pPr>
-    </w:p>
-    <w:p>
-      <w:pPr>
-        <w:jc w:val="center"/>
+      <w:r>
         <w:rPr>
           <w:rFonts w:ascii="Times New Roman" w:hAnsi="Times New Roman" w:cs="Times New Roman"/>
           <w:b/>
           <w:bCs/>
         </w:rPr>
-      </w:pPr>
-    </w:p>
-    <w:p>
-      <w:pPr>
-        <w:jc w:val="center"/>
+        <w:t>Summitted by</w:t>
+      </w:r>
+    </w:p>
+    <w:p>
+      <w:pPr>
+        <w:ind w:left="2880"/>
+        <w:rPr>
+          <w:rFonts w:ascii="Times New Roman" w:hAnsi="Times New Roman" w:cs="Times New Roman"/>
+        </w:rPr>
+      </w:pPr>
+      <w:r>
         <w:rPr>
           <w:rFonts w:ascii="Times New Roman" w:hAnsi="Times New Roman" w:cs="Times New Roman"/>
           <w:b/>
           <w:bCs/>
         </w:rPr>
-      </w:pPr>
-    </w:p>
-    <w:p>
-      <w:pPr>
-        <w:jc w:val="center"/>
+        <w:t>Thit Lwin Win Thant</w:t>
+      </w:r>
+      <w:r>
+        <w:rPr>
+          <w:rFonts w:ascii="Times New Roman" w:hAnsi="Times New Roman" w:cs="Times New Roman"/>
+        </w:rPr>
+        <w:t xml:space="preserve"> (ID: 6540122)</w:t>
+      </w:r>
+    </w:p>
+    <w:p>
+      <w:pPr>
+        <w:ind w:left="2880"/>
+        <w:rPr>
+          <w:rFonts w:ascii="Times New Roman" w:hAnsi="Times New Roman" w:cs="Times New Roman"/>
+        </w:rPr>
+      </w:pPr>
+      <w:r>
         <w:rPr>
           <w:rFonts w:ascii="Times New Roman" w:hAnsi="Times New Roman" w:cs="Times New Roman"/>
           <w:b/>
           <w:bCs/>
         </w:rPr>
+        <w:t>Kaung Khant Lin</w:t>
+      </w:r>
+      <w:r>
+        <w:rPr>
+          <w:rFonts w:ascii="Times New Roman" w:hAnsi="Times New Roman" w:cs="Times New Roman"/>
+        </w:rPr>
+        <w:t xml:space="preserve"> (ID: 6540131)</w:t>
+      </w:r>
+    </w:p>
+    <w:p>
+      <w:pPr>
+        <w:ind w:left="2880"/>
+        <w:rPr>
+          <w:rFonts w:ascii="Times New Roman" w:hAnsi="Times New Roman" w:cs="Times New Roman"/>
+        </w:rPr>
       </w:pPr>
       <w:r>
         <w:rPr>
@@ -382,192 +414,97 @@
           <w:b/>
           <w:bCs/>
         </w:rPr>
-        <w:t>Summitted by</w:t>
-      </w:r>
-    </w:p>
-    <w:p>
-      <w:pPr>
-        <w:ind w:left="2880"/>
+        <w:t>Thust Thongsricharoen</w:t>
+      </w:r>
+      <w:r>
         <w:rPr>
           <w:rFonts w:ascii="Times New Roman" w:hAnsi="Times New Roman" w:cs="Times New Roman"/>
         </w:rPr>
-      </w:pPr>
-      <w:r>
+        <w:t xml:space="preserve"> (ID: 6714508)</w:t>
+      </w:r>
+    </w:p>
+    <w:p>
+      <w:pPr>
         <w:rPr>
           <w:rFonts w:ascii="Times New Roman" w:hAnsi="Times New Roman" w:cs="Times New Roman"/>
+        </w:rPr>
+      </w:pPr>
+      <w:r>
+        <w:rPr>
+          <w:rFonts w:ascii="Times New Roman" w:eastAsia="Times New Roman" w:hAnsi="Times New Roman" w:cs="Times New Roman"/>
           <w:b/>
           <w:bCs/>
-        </w:rPr>
-        <w:t>Thit Lwin Win Thant</w:t>
-      </w:r>
-      <w:r>
-        <w:rPr>
-          <w:rFonts w:ascii="Times New Roman" w:hAnsi="Times New Roman" w:cs="Times New Roman"/>
-        </w:rPr>
-        <w:t xml:space="preserve"> (ID: 6540122)</w:t>
-      </w:r>
-    </w:p>
-    <w:p>
-      <w:pPr>
-        <w:ind w:left="2880"/>
-        <w:rPr>
-          <w:rFonts w:ascii="Times New Roman" w:hAnsi="Times New Roman" w:cs="Times New Roman"/>
-        </w:rPr>
-      </w:pPr>
-      <w:r>
-        <w:rPr>
-          <w:rFonts w:ascii="Times New Roman" w:hAnsi="Times New Roman" w:cs="Times New Roman"/>
+          <w:szCs w:val="24"/>
+        </w:rPr>
+        <w:lastRenderedPageBreak/>
+        <w:t>1) Abstract</w:t>
+      </w:r>
+    </w:p>
+    <w:p>
+      <w:pPr>
+        <w:rPr>
+          <w:rFonts w:ascii="Times New Roman" w:eastAsia="Times New Roman" w:hAnsi="Times New Roman" w:cs="Times New Roman"/>
+          <w:szCs w:val="24"/>
+        </w:rPr>
+      </w:pPr>
+      <w:r>
+        <w:rPr>
+          <w:rFonts w:ascii="Times New Roman" w:eastAsia="Times New Roman" w:hAnsi="Times New Roman" w:cs="Times New Roman"/>
+          <w:szCs w:val="24"/>
+        </w:rPr>
+        <w:t>This project investigates the performance trade-offs between monolingual sentiment classifiers and a single multilingual classifier for English and Thai. We fine-tuned three models</w:t>
+      </w:r>
+      <w:r>
+        <w:rPr>
+          <w:rFonts w:ascii="Times New Roman" w:eastAsia="Times New Roman" w:hAnsi="Times New Roman" w:cs="Times New Roman"/>
+          <w:szCs w:val="24"/>
+        </w:rPr>
+        <w:t xml:space="preserve">, </w:t>
+      </w:r>
+      <w:r>
+        <w:rPr>
+          <w:rFonts w:ascii="Times New Roman" w:eastAsia="Times New Roman" w:hAnsi="Times New Roman" w:cs="Times New Roman"/>
+          <w:szCs w:val="24"/>
+        </w:rPr>
+        <w:t>english-model, thai-model, and multilingual-model</w:t>
+      </w:r>
+      <w:r>
+        <w:rPr>
+          <w:rFonts w:ascii="Times New Roman" w:eastAsia="Times New Roman" w:hAnsi="Times New Roman" w:cs="Times New Roman"/>
+          <w:szCs w:val="24"/>
+        </w:rPr>
+        <w:t xml:space="preserve"> </w:t>
+      </w:r>
+      <w:r>
+        <w:rPr>
+          <w:rFonts w:ascii="Times New Roman" w:eastAsia="Times New Roman" w:hAnsi="Times New Roman" w:cs="Times New Roman"/>
+          <w:szCs w:val="24"/>
+        </w:rPr>
+        <w:t>using a consistent label space (positive / neutral / negative) and compared them on held-out evaluation sets. Performance was measured primarily with Macro F1 and Accuracy, supplemented by A/B comparisons (ΔF1) and confusion-matrix-based error diagnosis. Results show that the multilingual model substantially improves Thai performance over the Thai-only baseline while slightly underperforming the English-only model on English datasets.</w:t>
+      </w:r>
+    </w:p>
+    <w:p>
+      <w:pPr>
+        <w:rPr>
+          <w:rFonts w:ascii="Times New Roman" w:eastAsia="Times New Roman" w:hAnsi="Times New Roman" w:cs="Times New Roman"/>
+          <w:szCs w:val="24"/>
+        </w:rPr>
+      </w:pPr>
+    </w:p>
+    <w:p>
+      <w:pPr>
+        <w:rPr>
+          <w:rFonts w:ascii="Times New Roman" w:eastAsia="Times New Roman" w:hAnsi="Times New Roman" w:cs="Times New Roman"/>
           <w:b/>
           <w:bCs/>
-        </w:rPr>
-        <w:t>Kaung Khant Lin</w:t>
-      </w:r>
-      <w:r>
-        <w:rPr>
-          <w:rFonts w:ascii="Times New Roman" w:hAnsi="Times New Roman" w:cs="Times New Roman"/>
-        </w:rPr>
-        <w:t xml:space="preserve"> (ID: 6540131)</w:t>
-      </w:r>
-    </w:p>
-    <w:p>
-      <w:pPr>
-        <w:ind w:left="2880"/>
-        <w:rPr>
-          <w:rFonts w:ascii="Times New Roman" w:hAnsi="Times New Roman" w:cs="Times New Roman"/>
-        </w:rPr>
-      </w:pPr>
-      <w:r>
-        <w:rPr>
-          <w:rFonts w:ascii="Times New Roman" w:hAnsi="Times New Roman" w:cs="Times New Roman"/>
+          <w:szCs w:val="24"/>
+        </w:rPr>
+      </w:pPr>
+      <w:r>
+        <w:rPr>
+          <w:rFonts w:ascii="Times New Roman" w:eastAsia="Times New Roman" w:hAnsi="Times New Roman" w:cs="Times New Roman"/>
           <w:b/>
           <w:bCs/>
-        </w:rPr>
-        <w:t xml:space="preserve">Thust </w:t>
-      </w:r>
-      <w:proofErr w:type="spellStart"/>
-      <w:r>
-        <w:rPr>
-          <w:rFonts w:ascii="Times New Roman" w:hAnsi="Times New Roman" w:cs="Times New Roman"/>
-          <w:b/>
-          <w:bCs/>
-        </w:rPr>
-        <w:t>Thongsricharoen</w:t>
-      </w:r>
-      <w:proofErr w:type="spellEnd"/>
-      <w:r>
-        <w:rPr>
-          <w:rFonts w:ascii="Times New Roman" w:hAnsi="Times New Roman" w:cs="Times New Roman"/>
-        </w:rPr>
-        <w:t xml:space="preserve"> (ID: 6714508)</w:t>
-      </w:r>
-    </w:p>
-    <w:p>
-      <w:pPr>
-        <w:rPr>
-          <w:rFonts w:ascii="Times New Roman" w:hAnsi="Times New Roman" w:cs="Times New Roman"/>
-        </w:rPr>
-      </w:pPr>
-      <w:r>
-        <w:rPr>
-          <w:rFonts w:ascii="Times New Roman" w:eastAsia="Times New Roman" w:hAnsi="Times New Roman" w:cs="Times New Roman"/>
-          <w:b/>
-          <w:bCs/>
-          <w:szCs w:val="24"/>
-        </w:rPr>
-        <w:lastRenderedPageBreak/>
-        <w:t>1) Abstract</w:t>
-      </w:r>
-    </w:p>
-    <w:p>
-      <w:pPr>
-        <w:rPr>
-          <w:rFonts w:ascii="Times New Roman" w:eastAsia="Times New Roman" w:hAnsi="Times New Roman" w:cs="Times New Roman"/>
-          <w:szCs w:val="24"/>
-        </w:rPr>
-      </w:pPr>
-      <w:r>
-        <w:rPr>
-          <w:rFonts w:ascii="Times New Roman" w:eastAsia="Times New Roman" w:hAnsi="Times New Roman" w:cs="Times New Roman"/>
-          <w:szCs w:val="24"/>
-        </w:rPr>
-        <w:t>This project investigates the performance trade-offs between monolingual sentiment classifiers and a single multilingual classifier for English and Thai. We fine-tuned three models</w:t>
-      </w:r>
-      <w:r>
-        <w:rPr>
-          <w:rFonts w:ascii="Times New Roman" w:eastAsia="Times New Roman" w:hAnsi="Times New Roman" w:cs="Times New Roman"/>
-          <w:szCs w:val="24"/>
-        </w:rPr>
-        <w:t xml:space="preserve">, </w:t>
-      </w:r>
-      <w:proofErr w:type="spellStart"/>
-      <w:r>
-        <w:rPr>
-          <w:rFonts w:ascii="Times New Roman" w:eastAsia="Times New Roman" w:hAnsi="Times New Roman" w:cs="Times New Roman"/>
-          <w:szCs w:val="24"/>
-        </w:rPr>
-        <w:t>english</w:t>
-      </w:r>
-      <w:proofErr w:type="spellEnd"/>
-      <w:r>
-        <w:rPr>
-          <w:rFonts w:ascii="Times New Roman" w:eastAsia="Times New Roman" w:hAnsi="Times New Roman" w:cs="Times New Roman"/>
-          <w:szCs w:val="24"/>
-        </w:rPr>
-        <w:t xml:space="preserve">-model, </w:t>
-      </w:r>
-      <w:proofErr w:type="spellStart"/>
-      <w:r>
-        <w:rPr>
-          <w:rFonts w:ascii="Times New Roman" w:eastAsia="Times New Roman" w:hAnsi="Times New Roman" w:cs="Times New Roman"/>
-          <w:szCs w:val="24"/>
-        </w:rPr>
-        <w:t>thai</w:t>
-      </w:r>
-      <w:proofErr w:type="spellEnd"/>
-      <w:r>
-        <w:rPr>
-          <w:rFonts w:ascii="Times New Roman" w:eastAsia="Times New Roman" w:hAnsi="Times New Roman" w:cs="Times New Roman"/>
-          <w:szCs w:val="24"/>
-        </w:rPr>
-        <w:t>-model, and multilingual-model</w:t>
-      </w:r>
-      <w:r>
-        <w:rPr>
-          <w:rFonts w:ascii="Times New Roman" w:eastAsia="Times New Roman" w:hAnsi="Times New Roman" w:cs="Times New Roman"/>
-          <w:szCs w:val="24"/>
-        </w:rPr>
-        <w:t xml:space="preserve"> </w:t>
-      </w:r>
-      <w:r>
-        <w:rPr>
-          <w:rFonts w:ascii="Times New Roman" w:eastAsia="Times New Roman" w:hAnsi="Times New Roman" w:cs="Times New Roman"/>
-          <w:szCs w:val="24"/>
-        </w:rPr>
-        <w:t>using a consistent label space (positive / neutral / negative) and compared them on held-out evaluation sets. Performance was measured primarily with Macro F1 and Accuracy, supplemented by A/B comparisons (ΔF1) and confusion-matrix-based error diagnosis. Results show that the multilingual model substantially improves Thai performance over the Thai-only baseline while slightly underperforming the English-only model on English datasets.</w:t>
-      </w:r>
-    </w:p>
-    <w:p>
-      <w:pPr>
-        <w:rPr>
-          <w:rFonts w:ascii="Times New Roman" w:eastAsia="Times New Roman" w:hAnsi="Times New Roman" w:cs="Times New Roman"/>
-          <w:szCs w:val="24"/>
-        </w:rPr>
-      </w:pPr>
-    </w:p>
-    <w:p>
-      <w:pPr>
-        <w:rPr>
-          <w:rFonts w:ascii="Times New Roman" w:eastAsia="Times New Roman" w:hAnsi="Times New Roman" w:cs="Times New Roman"/>
-          <w:b/>
-          <w:bCs/>
-          <w:szCs w:val="24"/>
-        </w:rPr>
-      </w:pPr>
-      <w:r>
-        <w:rPr>
-          <w:rFonts w:ascii="Times New Roman" w:eastAsia="Times New Roman" w:hAnsi="Times New Roman" w:cs="Times New Roman"/>
-          <w:b/>
-          <w:bCs/>
           <w:szCs w:val="24"/>
         </w:rPr>
         <w:t>2) Introduction &amp; Motivation</w:t>
@@ -585,23 +522,7 @@
           <w:rFonts w:ascii="Times New Roman" w:eastAsia="Times New Roman" w:hAnsi="Times New Roman" w:cs="Times New Roman"/>
           <w:szCs w:val="24"/>
         </w:rPr>
-        <w:t>Multilingual transformer models (e.g., XLM-</w:t>
-      </w:r>
-      <w:proofErr w:type="spellStart"/>
-      <w:r>
-        <w:rPr>
-          <w:rFonts w:ascii="Times New Roman" w:eastAsia="Times New Roman" w:hAnsi="Times New Roman" w:cs="Times New Roman"/>
-          <w:szCs w:val="24"/>
-        </w:rPr>
-        <w:t>RoBERTa</w:t>
-      </w:r>
-      <w:proofErr w:type="spellEnd"/>
-      <w:r>
-        <w:rPr>
-          <w:rFonts w:ascii="Times New Roman" w:eastAsia="Times New Roman" w:hAnsi="Times New Roman" w:cs="Times New Roman"/>
-          <w:szCs w:val="24"/>
-        </w:rPr>
-        <w:t>) provide a “one model for many languages” approach. A key question is whether multilingualism reduces performance due to capacity dilution or improves performance through cross-lingual transfer. In this project we:</w:t>
+        <w:t>Multilingual transformer models (e.g., XLM-RoBERTa) provide a “one model for many languages” approach. A key question is whether multilingualism reduces performance due to capacity dilution or improves performance through cross-lingual transfer. In this project we:</w:t>
       </w:r>
     </w:p>
     <w:p>
@@ -721,18 +642,8 @@
             <w:rFonts w:ascii="Times New Roman" w:eastAsia="Times New Roman" w:hAnsi="Times New Roman" w:cs="Times New Roman"/>
             <w:szCs w:val="24"/>
           </w:rPr>
-          <w:t>thit2003/</w:t>
+          <w:t>thit2003/NLP_term_project</w:t>
         </w:r>
-        <w:proofErr w:type="spellStart"/>
-        <w:r>
-          <w:rPr>
-            <w:rStyle w:val="Hyperlink"/>
-            <w:rFonts w:ascii="Times New Roman" w:eastAsia="Times New Roman" w:hAnsi="Times New Roman" w:cs="Times New Roman"/>
-            <w:szCs w:val="24"/>
-          </w:rPr>
-          <w:t>NLP_term_project</w:t>
-        </w:r>
-        <w:proofErr w:type="spellEnd"/>
       </w:hyperlink>
     </w:p>
     <w:p>
@@ -800,103 +711,76 @@
           <w:rFonts w:ascii="Times New Roman" w:eastAsia="Times New Roman" w:hAnsi="Times New Roman" w:cs="Times New Roman"/>
           <w:szCs w:val="24"/>
         </w:rPr>
-        <w:t xml:space="preserve">  - Data/</w:t>
-      </w:r>
-      <w:proofErr w:type="spellStart"/>
-      <w:r>
-        <w:rPr>
-          <w:rFonts w:ascii="Times New Roman" w:eastAsia="Times New Roman" w:hAnsi="Times New Roman" w:cs="Times New Roman"/>
-          <w:szCs w:val="24"/>
-        </w:rPr>
-        <w:t>twitter_sentiment</w:t>
-      </w:r>
-      <w:proofErr w:type="spellEnd"/>
-      <w:r>
-        <w:rPr>
-          <w:rFonts w:ascii="Times New Roman" w:eastAsia="Times New Roman" w:hAnsi="Times New Roman" w:cs="Times New Roman"/>
-          <w:szCs w:val="24"/>
-        </w:rPr>
-        <w:t>/ English Twitter sentiment dataset (train.csv, test.csv)</w:t>
-      </w:r>
-    </w:p>
-    <w:p>
-      <w:pPr>
-        <w:rPr>
-          <w:rFonts w:ascii="Times New Roman" w:eastAsia="Times New Roman" w:hAnsi="Times New Roman" w:cs="Times New Roman"/>
-          <w:szCs w:val="24"/>
-        </w:rPr>
-      </w:pPr>
-      <w:r>
-        <w:rPr>
-          <w:rFonts w:ascii="Times New Roman" w:eastAsia="Times New Roman" w:hAnsi="Times New Roman" w:cs="Times New Roman"/>
-          <w:szCs w:val="24"/>
-        </w:rPr>
-        <w:t xml:space="preserve">  - Data/</w:t>
-      </w:r>
-      <w:proofErr w:type="spellStart"/>
-      <w:r>
-        <w:rPr>
-          <w:rFonts w:ascii="Times New Roman" w:eastAsia="Times New Roman" w:hAnsi="Times New Roman" w:cs="Times New Roman"/>
-          <w:szCs w:val="24"/>
-        </w:rPr>
-        <w:t>wisesight</w:t>
-      </w:r>
-      <w:proofErr w:type="spellEnd"/>
-      <w:r>
-        <w:rPr>
-          <w:rFonts w:ascii="Times New Roman" w:eastAsia="Times New Roman" w:hAnsi="Times New Roman" w:cs="Times New Roman"/>
-          <w:szCs w:val="24"/>
-        </w:rPr>
-        <w:t xml:space="preserve">-sentiment/ Thai </w:t>
-      </w:r>
-      <w:proofErr w:type="spellStart"/>
-      <w:r>
-        <w:rPr>
-          <w:rFonts w:ascii="Times New Roman" w:eastAsia="Times New Roman" w:hAnsi="Times New Roman" w:cs="Times New Roman"/>
-          <w:szCs w:val="24"/>
-        </w:rPr>
-        <w:t>Wisesight</w:t>
-      </w:r>
-      <w:proofErr w:type="spellEnd"/>
-      <w:r>
-        <w:rPr>
-          <w:rFonts w:ascii="Times New Roman" w:eastAsia="Times New Roman" w:hAnsi="Times New Roman" w:cs="Times New Roman"/>
-          <w:szCs w:val="24"/>
-        </w:rPr>
-        <w:t xml:space="preserve"> dataset (</w:t>
-      </w:r>
-      <w:proofErr w:type="spellStart"/>
-      <w:r>
-        <w:rPr>
-          <w:rFonts w:ascii="Times New Roman" w:eastAsia="Times New Roman" w:hAnsi="Times New Roman" w:cs="Times New Roman"/>
-          <w:szCs w:val="24"/>
-        </w:rPr>
-        <w:t>kaggle</w:t>
-      </w:r>
-      <w:proofErr w:type="spellEnd"/>
-      <w:r>
-        <w:rPr>
-          <w:rFonts w:ascii="Times New Roman" w:eastAsia="Times New Roman" w:hAnsi="Times New Roman" w:cs="Times New Roman"/>
-          <w:szCs w:val="24"/>
-        </w:rPr>
-        <w:t>-competition/ folder with train/test text files)</w:t>
-      </w:r>
-    </w:p>
-    <w:p>
-      <w:pPr>
-        <w:rPr>
-          <w:rFonts w:ascii="Times New Roman" w:eastAsia="Times New Roman" w:hAnsi="Times New Roman" w:cs="Times New Roman"/>
-          <w:szCs w:val="24"/>
-        </w:rPr>
-      </w:pPr>
-      <w:r>
-        <w:rPr>
-          <w:rFonts w:ascii="Times New Roman" w:eastAsia="Times New Roman" w:hAnsi="Times New Roman" w:cs="Times New Roman"/>
-          <w:szCs w:val="24"/>
-        </w:rPr>
-        <w:t xml:space="preserve">- </w:t>
-      </w:r>
-      <w:proofErr w:type="spellStart"/>
+        <w:t xml:space="preserve">  - Data/twitter_sentiment/ English Twitter sentiment dataset (train.csv, test.csv)</w:t>
+      </w:r>
+    </w:p>
+    <w:p>
+      <w:pPr>
+        <w:rPr>
+          <w:rFonts w:ascii="Times New Roman" w:eastAsia="Times New Roman" w:hAnsi="Times New Roman" w:cs="Times New Roman"/>
+          <w:szCs w:val="24"/>
+        </w:rPr>
+      </w:pPr>
+      <w:r>
+        <w:rPr>
+          <w:rFonts w:ascii="Times New Roman" w:eastAsia="Times New Roman" w:hAnsi="Times New Roman" w:cs="Times New Roman"/>
+          <w:szCs w:val="24"/>
+        </w:rPr>
+        <w:t xml:space="preserve">  - Data/wisesight-sentiment/ Thai Wisesight dataset (kaggle-competition/ folder with train/test text files)</w:t>
+      </w:r>
+    </w:p>
+    <w:p>
+      <w:pPr>
+        <w:rPr>
+          <w:rFonts w:ascii="Times New Roman" w:eastAsia="Times New Roman" w:hAnsi="Times New Roman" w:cs="Times New Roman"/>
+          <w:szCs w:val="24"/>
+        </w:rPr>
+      </w:pPr>
+      <w:r>
+        <w:rPr>
+          <w:rFonts w:ascii="Times New Roman" w:eastAsia="Times New Roman" w:hAnsi="Times New Roman" w:cs="Times New Roman"/>
+          <w:szCs w:val="24"/>
+        </w:rPr>
+        <w:t>- All_Models/</w:t>
+      </w:r>
+    </w:p>
+    <w:p>
+      <w:pPr>
+        <w:rPr>
+          <w:rFonts w:ascii="Times New Roman" w:eastAsia="Times New Roman" w:hAnsi="Times New Roman" w:cs="Times New Roman"/>
+          <w:szCs w:val="24"/>
+        </w:rPr>
+      </w:pPr>
+      <w:r>
+        <w:rPr>
+          <w:rFonts w:ascii="Times New Roman" w:eastAsia="Times New Roman" w:hAnsi="Times New Roman" w:cs="Times New Roman"/>
+          <w:szCs w:val="24"/>
+        </w:rPr>
+        <w:lastRenderedPageBreak/>
+        <w:t xml:space="preserve">  - Model folders: All_Models/english_model/, All_Models/thai_model/, All_Models/multilingual_model/</w:t>
+      </w:r>
+    </w:p>
+    <w:p>
+      <w:pPr>
+        <w:rPr>
+          <w:rFonts w:ascii="Times New Roman" w:eastAsia="Times New Roman" w:hAnsi="Times New Roman" w:cs="Times New Roman"/>
+          <w:szCs w:val="24"/>
+        </w:rPr>
+      </w:pPr>
+      <w:r>
+        <w:rPr>
+          <w:rFonts w:ascii="Times New Roman" w:eastAsia="Times New Roman" w:hAnsi="Times New Roman" w:cs="Times New Roman"/>
+          <w:szCs w:val="24"/>
+        </w:rPr>
+        <w:t xml:space="preserve">  - CLI inference scripts: All_Models/english_model.py, All_Models/thai_model.py, All_Models/multilingual_model.py</w:t>
+      </w:r>
+      <w:r>
+        <w:rPr>
+          <w:rFonts w:ascii="Times New Roman" w:eastAsia="Times New Roman" w:hAnsi="Times New Roman" w:cs="Times New Roman"/>
+          <w:szCs w:val="24"/>
+        </w:rPr>
+        <w:t xml:space="preserve">, </w:t>
+      </w:r>
       <w:r>
         <w:rPr>
           <w:rFonts w:ascii="Times New Roman" w:eastAsia="Times New Roman" w:hAnsi="Times New Roman" w:cs="Times New Roman"/>
@@ -904,31 +788,27 @@
         </w:rPr>
         <w:t>All_Models</w:t>
       </w:r>
-      <w:proofErr w:type="spellEnd"/>
-      <w:r>
-        <w:rPr>
-          <w:rFonts w:ascii="Times New Roman" w:eastAsia="Times New Roman" w:hAnsi="Times New Roman" w:cs="Times New Roman"/>
-          <w:szCs w:val="24"/>
-        </w:rPr>
-        <w:t>/</w:t>
-      </w:r>
-    </w:p>
-    <w:p>
-      <w:pPr>
-        <w:rPr>
-          <w:rFonts w:ascii="Times New Roman" w:eastAsia="Times New Roman" w:hAnsi="Times New Roman" w:cs="Times New Roman"/>
-          <w:szCs w:val="24"/>
-        </w:rPr>
-      </w:pPr>
-      <w:r>
-        <w:rPr>
-          <w:rFonts w:ascii="Times New Roman" w:eastAsia="Times New Roman" w:hAnsi="Times New Roman" w:cs="Times New Roman"/>
-          <w:szCs w:val="24"/>
-        </w:rPr>
-        <w:lastRenderedPageBreak/>
-        <w:t xml:space="preserve">  - Model folders: </w:t>
-      </w:r>
-      <w:proofErr w:type="spellStart"/>
+      <w:r>
+        <w:rPr>
+          <w:rFonts w:ascii="Times New Roman" w:eastAsia="Times New Roman" w:hAnsi="Times New Roman" w:cs="Times New Roman"/>
+          <w:szCs w:val="24"/>
+        </w:rPr>
+        <w:t>/English_Multi</w:t>
+      </w:r>
+      <w:r>
+        <w:rPr>
+          <w:rFonts w:ascii="Times New Roman" w:eastAsia="Times New Roman" w:hAnsi="Times New Roman" w:cs="Times New Roman"/>
+          <w:szCs w:val="24"/>
+        </w:rPr>
+        <w:t>.py</w:t>
+      </w:r>
+      <w:r>
+        <w:rPr>
+          <w:rFonts w:ascii="Times New Roman" w:eastAsia="Times New Roman" w:hAnsi="Times New Roman" w:cs="Times New Roman"/>
+          <w:szCs w:val="24"/>
+        </w:rPr>
+        <w:t xml:space="preserve">, </w:t>
+      </w:r>
       <w:r>
         <w:rPr>
           <w:rFonts w:ascii="Times New Roman" w:eastAsia="Times New Roman" w:hAnsi="Times New Roman" w:cs="Times New Roman"/>
@@ -936,179 +816,12 @@
         </w:rPr>
         <w:t>All_Models</w:t>
       </w:r>
-      <w:proofErr w:type="spellEnd"/>
-      <w:r>
-        <w:rPr>
-          <w:rFonts w:ascii="Times New Roman" w:eastAsia="Times New Roman" w:hAnsi="Times New Roman" w:cs="Times New Roman"/>
-          <w:szCs w:val="24"/>
-        </w:rPr>
-        <w:t>/</w:t>
-      </w:r>
-      <w:proofErr w:type="spellStart"/>
-      <w:r>
-        <w:rPr>
-          <w:rFonts w:ascii="Times New Roman" w:eastAsia="Times New Roman" w:hAnsi="Times New Roman" w:cs="Times New Roman"/>
-          <w:szCs w:val="24"/>
-        </w:rPr>
-        <w:t>english_model</w:t>
-      </w:r>
-      <w:proofErr w:type="spellEnd"/>
-      <w:r>
-        <w:rPr>
-          <w:rFonts w:ascii="Times New Roman" w:eastAsia="Times New Roman" w:hAnsi="Times New Roman" w:cs="Times New Roman"/>
-          <w:szCs w:val="24"/>
-        </w:rPr>
-        <w:t xml:space="preserve">/, </w:t>
-      </w:r>
-      <w:proofErr w:type="spellStart"/>
-      <w:r>
-        <w:rPr>
-          <w:rFonts w:ascii="Times New Roman" w:eastAsia="Times New Roman" w:hAnsi="Times New Roman" w:cs="Times New Roman"/>
-          <w:szCs w:val="24"/>
-        </w:rPr>
-        <w:t>All_Models</w:t>
-      </w:r>
-      <w:proofErr w:type="spellEnd"/>
-      <w:r>
-        <w:rPr>
-          <w:rFonts w:ascii="Times New Roman" w:eastAsia="Times New Roman" w:hAnsi="Times New Roman" w:cs="Times New Roman"/>
-          <w:szCs w:val="24"/>
-        </w:rPr>
-        <w:t>/</w:t>
-      </w:r>
-      <w:proofErr w:type="spellStart"/>
-      <w:r>
-        <w:rPr>
-          <w:rFonts w:ascii="Times New Roman" w:eastAsia="Times New Roman" w:hAnsi="Times New Roman" w:cs="Times New Roman"/>
-          <w:szCs w:val="24"/>
-        </w:rPr>
-        <w:t>thai_model</w:t>
-      </w:r>
-      <w:proofErr w:type="spellEnd"/>
-      <w:r>
-        <w:rPr>
-          <w:rFonts w:ascii="Times New Roman" w:eastAsia="Times New Roman" w:hAnsi="Times New Roman" w:cs="Times New Roman"/>
-          <w:szCs w:val="24"/>
-        </w:rPr>
-        <w:t xml:space="preserve">/, </w:t>
-      </w:r>
-      <w:proofErr w:type="spellStart"/>
-      <w:r>
-        <w:rPr>
-          <w:rFonts w:ascii="Times New Roman" w:eastAsia="Times New Roman" w:hAnsi="Times New Roman" w:cs="Times New Roman"/>
-          <w:szCs w:val="24"/>
-        </w:rPr>
-        <w:t>All_Models</w:t>
-      </w:r>
-      <w:proofErr w:type="spellEnd"/>
-      <w:r>
-        <w:rPr>
-          <w:rFonts w:ascii="Times New Roman" w:eastAsia="Times New Roman" w:hAnsi="Times New Roman" w:cs="Times New Roman"/>
-          <w:szCs w:val="24"/>
-        </w:rPr>
-        <w:t>/</w:t>
-      </w:r>
-      <w:proofErr w:type="spellStart"/>
-      <w:r>
-        <w:rPr>
-          <w:rFonts w:ascii="Times New Roman" w:eastAsia="Times New Roman" w:hAnsi="Times New Roman" w:cs="Times New Roman"/>
-          <w:szCs w:val="24"/>
-        </w:rPr>
-        <w:t>multilingual_model</w:t>
-      </w:r>
-      <w:proofErr w:type="spellEnd"/>
-      <w:r>
-        <w:rPr>
-          <w:rFonts w:ascii="Times New Roman" w:eastAsia="Times New Roman" w:hAnsi="Times New Roman" w:cs="Times New Roman"/>
-          <w:szCs w:val="24"/>
-        </w:rPr>
-        <w:t>/</w:t>
-      </w:r>
-    </w:p>
-    <w:p>
-      <w:pPr>
-        <w:rPr>
-          <w:rFonts w:ascii="Times New Roman" w:eastAsia="Times New Roman" w:hAnsi="Times New Roman" w:cs="Times New Roman"/>
-          <w:szCs w:val="24"/>
-        </w:rPr>
-      </w:pPr>
-      <w:r>
-        <w:rPr>
-          <w:rFonts w:ascii="Times New Roman" w:eastAsia="Times New Roman" w:hAnsi="Times New Roman" w:cs="Times New Roman"/>
-          <w:szCs w:val="24"/>
-        </w:rPr>
-        <w:t xml:space="preserve">  - CLI inference scripts: </w:t>
-      </w:r>
-      <w:proofErr w:type="spellStart"/>
-      <w:r>
-        <w:rPr>
-          <w:rFonts w:ascii="Times New Roman" w:eastAsia="Times New Roman" w:hAnsi="Times New Roman" w:cs="Times New Roman"/>
-          <w:szCs w:val="24"/>
-        </w:rPr>
-        <w:t>All_Models</w:t>
-      </w:r>
-      <w:proofErr w:type="spellEnd"/>
-      <w:r>
-        <w:rPr>
-          <w:rFonts w:ascii="Times New Roman" w:eastAsia="Times New Roman" w:hAnsi="Times New Roman" w:cs="Times New Roman"/>
-          <w:szCs w:val="24"/>
-        </w:rPr>
-        <w:t xml:space="preserve">/english_model.py, </w:t>
-      </w:r>
-      <w:proofErr w:type="spellStart"/>
-      <w:r>
-        <w:rPr>
-          <w:rFonts w:ascii="Times New Roman" w:eastAsia="Times New Roman" w:hAnsi="Times New Roman" w:cs="Times New Roman"/>
-          <w:szCs w:val="24"/>
-        </w:rPr>
-        <w:t>All_Models</w:t>
-      </w:r>
-      <w:proofErr w:type="spellEnd"/>
-      <w:r>
-        <w:rPr>
-          <w:rFonts w:ascii="Times New Roman" w:eastAsia="Times New Roman" w:hAnsi="Times New Roman" w:cs="Times New Roman"/>
-          <w:szCs w:val="24"/>
-        </w:rPr>
-        <w:t xml:space="preserve">/thai_model.py, </w:t>
-      </w:r>
-      <w:proofErr w:type="spellStart"/>
-      <w:r>
-        <w:rPr>
-          <w:rFonts w:ascii="Times New Roman" w:eastAsia="Times New Roman" w:hAnsi="Times New Roman" w:cs="Times New Roman"/>
-          <w:szCs w:val="24"/>
-        </w:rPr>
-        <w:t>All_Models</w:t>
-      </w:r>
-      <w:proofErr w:type="spellEnd"/>
-      <w:r>
-        <w:rPr>
-          <w:rFonts w:ascii="Times New Roman" w:eastAsia="Times New Roman" w:hAnsi="Times New Roman" w:cs="Times New Roman"/>
-          <w:szCs w:val="24"/>
-        </w:rPr>
-        <w:t>/multilingual_model.py</w:t>
-      </w:r>
-      <w:r>
-        <w:rPr>
-          <w:rFonts w:ascii="Times New Roman" w:eastAsia="Times New Roman" w:hAnsi="Times New Roman" w:cs="Times New Roman"/>
-          <w:szCs w:val="24"/>
-        </w:rPr>
-        <w:t xml:space="preserve">, </w:t>
-      </w:r>
-      <w:proofErr w:type="spellStart"/>
-      <w:r>
-        <w:rPr>
-          <w:rFonts w:ascii="Times New Roman" w:eastAsia="Times New Roman" w:hAnsi="Times New Roman" w:cs="Times New Roman"/>
-          <w:szCs w:val="24"/>
-        </w:rPr>
-        <w:t>All_Models</w:t>
-      </w:r>
-      <w:proofErr w:type="spellEnd"/>
-      <w:r>
-        <w:rPr>
-          <w:rFonts w:ascii="Times New Roman" w:eastAsia="Times New Roman" w:hAnsi="Times New Roman" w:cs="Times New Roman"/>
-          <w:szCs w:val="24"/>
-        </w:rPr>
-        <w:t>/English_Multi</w:t>
+      <w:r>
+        <w:rPr>
+          <w:rFonts w:ascii="Times New Roman" w:eastAsia="Times New Roman" w:hAnsi="Times New Roman" w:cs="Times New Roman"/>
+          <w:szCs w:val="24"/>
+        </w:rPr>
+        <w:t>/Thai_Multi</w:t>
       </w:r>
       <w:r>
         <w:rPr>
@@ -1117,64 +830,20 @@
         </w:rPr>
         <w:t>.py</w:t>
       </w:r>
-      <w:r>
-        <w:rPr>
-          <w:rFonts w:ascii="Times New Roman" w:eastAsia="Times New Roman" w:hAnsi="Times New Roman" w:cs="Times New Roman"/>
-          <w:szCs w:val="24"/>
-        </w:rPr>
-        <w:t xml:space="preserve">, </w:t>
-      </w:r>
-      <w:r>
-        <w:rPr>
-          <w:rFonts w:ascii="Times New Roman" w:eastAsia="Times New Roman" w:hAnsi="Times New Roman" w:cs="Times New Roman"/>
-          <w:szCs w:val="24"/>
-        </w:rPr>
-        <w:t>All_Models</w:t>
-      </w:r>
-      <w:r>
-        <w:rPr>
-          <w:rFonts w:ascii="Times New Roman" w:eastAsia="Times New Roman" w:hAnsi="Times New Roman" w:cs="Times New Roman"/>
-          <w:szCs w:val="24"/>
-        </w:rPr>
-        <w:t>/Thai_Multi</w:t>
-      </w:r>
-      <w:r>
-        <w:rPr>
-          <w:rFonts w:ascii="Times New Roman" w:eastAsia="Times New Roman" w:hAnsi="Times New Roman" w:cs="Times New Roman"/>
-          <w:szCs w:val="24"/>
-        </w:rPr>
-        <w:t>.py</w:t>
-      </w:r>
-    </w:p>
-    <w:p>
-      <w:pPr>
-        <w:rPr>
-          <w:rFonts w:ascii="Times New Roman" w:eastAsia="Times New Roman" w:hAnsi="Times New Roman" w:cs="Times New Roman"/>
-          <w:szCs w:val="24"/>
-        </w:rPr>
-      </w:pPr>
-      <w:r>
-        <w:rPr>
-          <w:rFonts w:ascii="Times New Roman" w:eastAsia="Times New Roman" w:hAnsi="Times New Roman" w:cs="Times New Roman"/>
-          <w:szCs w:val="24"/>
-        </w:rPr>
-        <w:t xml:space="preserve">- </w:t>
-      </w:r>
-      <w:proofErr w:type="spellStart"/>
-      <w:r>
-        <w:rPr>
-          <w:rFonts w:ascii="Times New Roman" w:eastAsia="Times New Roman" w:hAnsi="Times New Roman" w:cs="Times New Roman"/>
-          <w:szCs w:val="24"/>
-        </w:rPr>
-        <w:t>Final_Evaluation</w:t>
-      </w:r>
-      <w:proofErr w:type="spellEnd"/>
-      <w:r>
-        <w:rPr>
-          <w:rFonts w:ascii="Times New Roman" w:eastAsia="Times New Roman" w:hAnsi="Times New Roman" w:cs="Times New Roman"/>
-          <w:szCs w:val="24"/>
-        </w:rPr>
-        <w:t>/</w:t>
+    </w:p>
+    <w:p>
+      <w:pPr>
+        <w:rPr>
+          <w:rFonts w:ascii="Times New Roman" w:eastAsia="Times New Roman" w:hAnsi="Times New Roman" w:cs="Times New Roman"/>
+          <w:szCs w:val="24"/>
+        </w:rPr>
+      </w:pPr>
+      <w:r>
+        <w:rPr>
+          <w:rFonts w:ascii="Times New Roman" w:eastAsia="Times New Roman" w:hAnsi="Times New Roman" w:cs="Times New Roman"/>
+          <w:szCs w:val="24"/>
+        </w:rPr>
+        <w:t>- Final_Evaluation/</w:t>
       </w:r>
     </w:p>
     <w:p>
@@ -1219,39 +888,7 @@
           <w:rFonts w:ascii="Times New Roman" w:eastAsia="Times New Roman" w:hAnsi="Times New Roman" w:cs="Times New Roman"/>
           <w:szCs w:val="24"/>
         </w:rPr>
-        <w:t xml:space="preserve">  - </w:t>
-      </w:r>
-      <w:proofErr w:type="spellStart"/>
-      <w:r>
-        <w:rPr>
-          <w:rFonts w:ascii="Times New Roman" w:eastAsia="Times New Roman" w:hAnsi="Times New Roman" w:cs="Times New Roman"/>
-          <w:szCs w:val="24"/>
-        </w:rPr>
-        <w:t>Final_Evaluation</w:t>
-      </w:r>
-      <w:proofErr w:type="spellEnd"/>
-      <w:r>
-        <w:rPr>
-          <w:rFonts w:ascii="Times New Roman" w:eastAsia="Times New Roman" w:hAnsi="Times New Roman" w:cs="Times New Roman"/>
-          <w:szCs w:val="24"/>
-        </w:rPr>
-        <w:t>/</w:t>
-      </w:r>
-      <w:proofErr w:type="spellStart"/>
-      <w:r>
-        <w:rPr>
-          <w:rFonts w:ascii="Times New Roman" w:eastAsia="Times New Roman" w:hAnsi="Times New Roman" w:cs="Times New Roman"/>
-          <w:szCs w:val="24"/>
-        </w:rPr>
-        <w:t>ab_results.json</w:t>
-      </w:r>
-      <w:proofErr w:type="spellEnd"/>
-      <w:r>
-        <w:rPr>
-          <w:rFonts w:ascii="Times New Roman" w:eastAsia="Times New Roman" w:hAnsi="Times New Roman" w:cs="Times New Roman"/>
-          <w:szCs w:val="24"/>
-        </w:rPr>
-        <w:t xml:space="preserve"> — stored A/B results from prior evaluation runs</w:t>
+        <w:t xml:space="preserve">  - Final_Evaluation/ab_results.json — stored A/B results from prior evaluation runs</w:t>
       </w:r>
     </w:p>
     <w:p>
@@ -1451,23 +1088,7 @@
           <w:rFonts w:ascii="Times New Roman" w:eastAsia="Times New Roman" w:hAnsi="Times New Roman" w:cs="Times New Roman"/>
           <w:szCs w:val="24"/>
         </w:rPr>
-        <w:t>- Repo location: Data/</w:t>
-      </w:r>
-      <w:proofErr w:type="spellStart"/>
-      <w:r>
-        <w:rPr>
-          <w:rFonts w:ascii="Times New Roman" w:eastAsia="Times New Roman" w:hAnsi="Times New Roman" w:cs="Times New Roman"/>
-          <w:szCs w:val="24"/>
-        </w:rPr>
-        <w:t>twitter_sentiment</w:t>
-      </w:r>
-      <w:proofErr w:type="spellEnd"/>
-      <w:r>
-        <w:rPr>
-          <w:rFonts w:ascii="Times New Roman" w:eastAsia="Times New Roman" w:hAnsi="Times New Roman" w:cs="Times New Roman"/>
-          <w:szCs w:val="24"/>
-        </w:rPr>
-        <w:t>/</w:t>
+        <w:t>- Repo location: Data/twitter_sentiment/</w:t>
       </w:r>
     </w:p>
     <w:p>
@@ -1497,25 +1118,7 @@
           <w:rFonts w:ascii="Times New Roman" w:eastAsia="Times New Roman" w:hAnsi="Times New Roman" w:cs="Times New Roman"/>
           <w:szCs w:val="24"/>
         </w:rPr>
-        <w:t xml:space="preserve">- test.csv is formatted as </w:t>
-      </w:r>
-      <w:proofErr w:type="spellStart"/>
-      <w:proofErr w:type="gramStart"/>
-      <w:r>
-        <w:rPr>
-          <w:rFonts w:ascii="Times New Roman" w:eastAsia="Times New Roman" w:hAnsi="Times New Roman" w:cs="Times New Roman"/>
-          <w:szCs w:val="24"/>
-        </w:rPr>
-        <w:t>text,label</w:t>
-      </w:r>
-      <w:proofErr w:type="spellEnd"/>
-      <w:proofErr w:type="gramEnd"/>
-      <w:r>
-        <w:rPr>
-          <w:rFonts w:ascii="Times New Roman" w:eastAsia="Times New Roman" w:hAnsi="Times New Roman" w:cs="Times New Roman"/>
-          <w:szCs w:val="24"/>
-        </w:rPr>
-        <w:t xml:space="preserve"> per line; labels are positive/neutral/negative</w:t>
+        <w:t>- test.csv is formatted as text,label per line; labels are positive/neutral/negative</w:t>
       </w:r>
     </w:p>
     <w:p>
@@ -1563,21 +1166,12 @@
           <w:szCs w:val="24"/>
         </w:rPr>
       </w:pPr>
-      <w:proofErr w:type="spellStart"/>
-      <w:r>
-        <w:rPr>
-          <w:rFonts w:ascii="Times New Roman" w:eastAsia="Times New Roman" w:hAnsi="Times New Roman" w:cs="Times New Roman"/>
-          <w:szCs w:val="24"/>
-        </w:rPr>
-        <w:t>Wisesight</w:t>
-      </w:r>
-      <w:proofErr w:type="spellEnd"/>
-      <w:r>
-        <w:rPr>
-          <w:rFonts w:ascii="Times New Roman" w:eastAsia="Times New Roman" w:hAnsi="Times New Roman" w:cs="Times New Roman"/>
-          <w:szCs w:val="24"/>
-        </w:rPr>
-        <w:t xml:space="preserve"> Sentiment Corpus</w:t>
+      <w:r>
+        <w:rPr>
+          <w:rFonts w:ascii="Times New Roman" w:eastAsia="Times New Roman" w:hAnsi="Times New Roman" w:cs="Times New Roman"/>
+          <w:szCs w:val="24"/>
+        </w:rPr>
+        <w:t>Wisesight Sentiment Corpus</w:t>
       </w:r>
     </w:p>
     <w:p>
@@ -1593,39 +1187,7 @@
           <w:szCs w:val="24"/>
         </w:rPr>
         <w:lastRenderedPageBreak/>
-        <w:t>- Repo location: Data/</w:t>
-      </w:r>
-      <w:proofErr w:type="spellStart"/>
-      <w:r>
-        <w:rPr>
-          <w:rFonts w:ascii="Times New Roman" w:eastAsia="Times New Roman" w:hAnsi="Times New Roman" w:cs="Times New Roman"/>
-          <w:szCs w:val="24"/>
-        </w:rPr>
-        <w:t>wisesight</w:t>
-      </w:r>
-      <w:proofErr w:type="spellEnd"/>
-      <w:r>
-        <w:rPr>
-          <w:rFonts w:ascii="Times New Roman" w:eastAsia="Times New Roman" w:hAnsi="Times New Roman" w:cs="Times New Roman"/>
-          <w:szCs w:val="24"/>
-        </w:rPr>
-        <w:t>-sentiment/</w:t>
-      </w:r>
-      <w:proofErr w:type="spellStart"/>
-      <w:r>
-        <w:rPr>
-          <w:rFonts w:ascii="Times New Roman" w:eastAsia="Times New Roman" w:hAnsi="Times New Roman" w:cs="Times New Roman"/>
-          <w:szCs w:val="24"/>
-        </w:rPr>
-        <w:t>kaggle</w:t>
-      </w:r>
-      <w:proofErr w:type="spellEnd"/>
-      <w:r>
-        <w:rPr>
-          <w:rFonts w:ascii="Times New Roman" w:eastAsia="Times New Roman" w:hAnsi="Times New Roman" w:cs="Times New Roman"/>
-          <w:szCs w:val="24"/>
-        </w:rPr>
-        <w:t>-competition/</w:t>
+        <w:t>- Repo location: Data/wisesight-sentiment/kaggle-competition/</w:t>
       </w:r>
     </w:p>
     <w:p>
@@ -1923,23 +1485,7 @@
           <w:rFonts w:ascii="Times New Roman" w:eastAsia="Times New Roman" w:hAnsi="Times New Roman" w:cs="Times New Roman"/>
           <w:szCs w:val="24"/>
         </w:rPr>
-        <w:t>- Backbone: XLM-</w:t>
-      </w:r>
-      <w:proofErr w:type="spellStart"/>
-      <w:r>
-        <w:rPr>
-          <w:rFonts w:ascii="Times New Roman" w:eastAsia="Times New Roman" w:hAnsi="Times New Roman" w:cs="Times New Roman"/>
-          <w:szCs w:val="24"/>
-        </w:rPr>
-        <w:t>RoBERTa</w:t>
-      </w:r>
-      <w:proofErr w:type="spellEnd"/>
-      <w:r>
-        <w:rPr>
-          <w:rFonts w:ascii="Times New Roman" w:eastAsia="Times New Roman" w:hAnsi="Times New Roman" w:cs="Times New Roman"/>
-          <w:szCs w:val="24"/>
-        </w:rPr>
-        <w:t xml:space="preserve"> base for multilingual modeling</w:t>
+        <w:t>- Backbone: XLM-RoBERTa base for multilingual modeling</w:t>
       </w:r>
     </w:p>
     <w:p>
@@ -2008,133 +1554,37 @@
           <w:szCs w:val="24"/>
         </w:rPr>
         <w:lastRenderedPageBreak/>
-        <w:t xml:space="preserve">- </w:t>
-      </w:r>
-      <w:proofErr w:type="spellStart"/>
-      <w:r>
-        <w:rPr>
-          <w:rFonts w:ascii="Times New Roman" w:eastAsia="Times New Roman" w:hAnsi="Times New Roman" w:cs="Times New Roman"/>
-          <w:szCs w:val="24"/>
-        </w:rPr>
-        <w:t>All_Models</w:t>
-      </w:r>
-      <w:proofErr w:type="spellEnd"/>
-      <w:r>
-        <w:rPr>
-          <w:rFonts w:ascii="Times New Roman" w:eastAsia="Times New Roman" w:hAnsi="Times New Roman" w:cs="Times New Roman"/>
-          <w:szCs w:val="24"/>
-        </w:rPr>
-        <w:t>/</w:t>
-      </w:r>
-      <w:proofErr w:type="spellStart"/>
-      <w:r>
-        <w:rPr>
-          <w:rFonts w:ascii="Times New Roman" w:eastAsia="Times New Roman" w:hAnsi="Times New Roman" w:cs="Times New Roman"/>
-          <w:szCs w:val="24"/>
-        </w:rPr>
-        <w:t>english_model</w:t>
-      </w:r>
-      <w:proofErr w:type="spellEnd"/>
-      <w:r>
-        <w:rPr>
-          <w:rFonts w:ascii="Times New Roman" w:eastAsia="Times New Roman" w:hAnsi="Times New Roman" w:cs="Times New Roman"/>
-          <w:szCs w:val="24"/>
-        </w:rPr>
-        <w:t>/</w:t>
-      </w:r>
-    </w:p>
-    <w:p>
-      <w:pPr>
-        <w:rPr>
-          <w:rFonts w:ascii="Times New Roman" w:eastAsia="Times New Roman" w:hAnsi="Times New Roman" w:cs="Times New Roman"/>
-          <w:szCs w:val="24"/>
-        </w:rPr>
-      </w:pPr>
-      <w:r>
-        <w:rPr>
-          <w:rFonts w:ascii="Times New Roman" w:eastAsia="Times New Roman" w:hAnsi="Times New Roman" w:cs="Times New Roman"/>
-          <w:szCs w:val="24"/>
-        </w:rPr>
-        <w:t xml:space="preserve">- </w:t>
-      </w:r>
-      <w:proofErr w:type="spellStart"/>
-      <w:r>
-        <w:rPr>
-          <w:rFonts w:ascii="Times New Roman" w:eastAsia="Times New Roman" w:hAnsi="Times New Roman" w:cs="Times New Roman"/>
-          <w:szCs w:val="24"/>
-        </w:rPr>
-        <w:t>All_Models</w:t>
-      </w:r>
-      <w:proofErr w:type="spellEnd"/>
-      <w:r>
-        <w:rPr>
-          <w:rFonts w:ascii="Times New Roman" w:eastAsia="Times New Roman" w:hAnsi="Times New Roman" w:cs="Times New Roman"/>
-          <w:szCs w:val="24"/>
-        </w:rPr>
-        <w:t>/</w:t>
-      </w:r>
-      <w:proofErr w:type="spellStart"/>
-      <w:r>
-        <w:rPr>
-          <w:rFonts w:ascii="Times New Roman" w:eastAsia="Times New Roman" w:hAnsi="Times New Roman" w:cs="Times New Roman"/>
-          <w:szCs w:val="24"/>
-        </w:rPr>
-        <w:t>thai_model</w:t>
-      </w:r>
-      <w:proofErr w:type="spellEnd"/>
-      <w:r>
-        <w:rPr>
-          <w:rFonts w:ascii="Times New Roman" w:eastAsia="Times New Roman" w:hAnsi="Times New Roman" w:cs="Times New Roman"/>
-          <w:szCs w:val="24"/>
-        </w:rPr>
-        <w:t>/</w:t>
-      </w:r>
-    </w:p>
-    <w:p>
-      <w:pPr>
-        <w:rPr>
-          <w:rFonts w:ascii="Times New Roman" w:eastAsia="Times New Roman" w:hAnsi="Times New Roman" w:cs="Times New Roman"/>
-          <w:szCs w:val="24"/>
-        </w:rPr>
-      </w:pPr>
-      <w:r>
-        <w:rPr>
-          <w:rFonts w:ascii="Times New Roman" w:eastAsia="Times New Roman" w:hAnsi="Times New Roman" w:cs="Times New Roman"/>
-          <w:szCs w:val="24"/>
-        </w:rPr>
-        <w:t xml:space="preserve">- </w:t>
-      </w:r>
-      <w:proofErr w:type="spellStart"/>
-      <w:r>
-        <w:rPr>
-          <w:rFonts w:ascii="Times New Roman" w:eastAsia="Times New Roman" w:hAnsi="Times New Roman" w:cs="Times New Roman"/>
-          <w:szCs w:val="24"/>
-        </w:rPr>
-        <w:t>All_Models</w:t>
-      </w:r>
-      <w:proofErr w:type="spellEnd"/>
-      <w:r>
-        <w:rPr>
-          <w:rFonts w:ascii="Times New Roman" w:eastAsia="Times New Roman" w:hAnsi="Times New Roman" w:cs="Times New Roman"/>
-          <w:szCs w:val="24"/>
-        </w:rPr>
-        <w:t>/</w:t>
-      </w:r>
-      <w:proofErr w:type="spellStart"/>
-      <w:r>
-        <w:rPr>
-          <w:rFonts w:ascii="Times New Roman" w:eastAsia="Times New Roman" w:hAnsi="Times New Roman" w:cs="Times New Roman"/>
-          <w:szCs w:val="24"/>
-        </w:rPr>
-        <w:t>multilingual_model</w:t>
-      </w:r>
-      <w:proofErr w:type="spellEnd"/>
-      <w:r>
-        <w:rPr>
-          <w:rFonts w:ascii="Times New Roman" w:eastAsia="Times New Roman" w:hAnsi="Times New Roman" w:cs="Times New Roman"/>
-          <w:szCs w:val="24"/>
-        </w:rPr>
-        <w:t>/</w:t>
+        <w:t>- All_Models/english_model/</w:t>
+      </w:r>
+    </w:p>
+    <w:p>
+      <w:pPr>
+        <w:rPr>
+          <w:rFonts w:ascii="Times New Roman" w:eastAsia="Times New Roman" w:hAnsi="Times New Roman" w:cs="Times New Roman"/>
+          <w:szCs w:val="24"/>
+        </w:rPr>
+      </w:pPr>
+      <w:r>
+        <w:rPr>
+          <w:rFonts w:ascii="Times New Roman" w:eastAsia="Times New Roman" w:hAnsi="Times New Roman" w:cs="Times New Roman"/>
+          <w:szCs w:val="24"/>
+        </w:rPr>
+        <w:t>- All_Models/thai_model/</w:t>
+      </w:r>
+    </w:p>
+    <w:p>
+      <w:pPr>
+        <w:rPr>
+          <w:rFonts w:ascii="Times New Roman" w:eastAsia="Times New Roman" w:hAnsi="Times New Roman" w:cs="Times New Roman"/>
+          <w:szCs w:val="24"/>
+        </w:rPr>
+      </w:pPr>
+      <w:r>
+        <w:rPr>
+          <w:rFonts w:ascii="Times New Roman" w:eastAsia="Times New Roman" w:hAnsi="Times New Roman" w:cs="Times New Roman"/>
+          <w:szCs w:val="24"/>
+        </w:rPr>
+        <w:t>- All_Models/multilingual_model/</w:t>
       </w:r>
     </w:p>
     <w:p>
@@ -2172,120 +1622,53 @@
           <w:rFonts w:ascii="Times New Roman" w:eastAsia="Times New Roman" w:hAnsi="Times New Roman" w:cs="Times New Roman"/>
           <w:szCs w:val="24"/>
         </w:rPr>
-        <w:t xml:space="preserve">- </w:t>
-      </w:r>
-      <w:proofErr w:type="spellStart"/>
-      <w:proofErr w:type="gramStart"/>
-      <w:r>
-        <w:rPr>
-          <w:rFonts w:ascii="Times New Roman" w:eastAsia="Times New Roman" w:hAnsi="Times New Roman" w:cs="Times New Roman"/>
-          <w:szCs w:val="24"/>
-        </w:rPr>
-        <w:t>config.json</w:t>
-      </w:r>
-      <w:proofErr w:type="spellEnd"/>
-      <w:proofErr w:type="gramEnd"/>
-    </w:p>
-    <w:p>
-      <w:pPr>
-        <w:rPr>
-          <w:rFonts w:ascii="Times New Roman" w:eastAsia="Times New Roman" w:hAnsi="Times New Roman" w:cs="Times New Roman"/>
-          <w:szCs w:val="24"/>
-        </w:rPr>
-      </w:pPr>
-      <w:r>
-        <w:rPr>
-          <w:rFonts w:ascii="Times New Roman" w:eastAsia="Times New Roman" w:hAnsi="Times New Roman" w:cs="Times New Roman"/>
-          <w:szCs w:val="24"/>
-        </w:rPr>
-        <w:t xml:space="preserve">- </w:t>
-      </w:r>
-      <w:proofErr w:type="spellStart"/>
-      <w:proofErr w:type="gramStart"/>
-      <w:r>
-        <w:rPr>
-          <w:rFonts w:ascii="Times New Roman" w:eastAsia="Times New Roman" w:hAnsi="Times New Roman" w:cs="Times New Roman"/>
-          <w:szCs w:val="24"/>
-        </w:rPr>
-        <w:t>model.safetensors</w:t>
-      </w:r>
-      <w:proofErr w:type="spellEnd"/>
-      <w:proofErr w:type="gramEnd"/>
-    </w:p>
-    <w:p>
-      <w:pPr>
-        <w:rPr>
-          <w:rFonts w:ascii="Times New Roman" w:eastAsia="Times New Roman" w:hAnsi="Times New Roman" w:cs="Times New Roman"/>
-          <w:szCs w:val="24"/>
-        </w:rPr>
-      </w:pPr>
-      <w:r>
-        <w:rPr>
-          <w:rFonts w:ascii="Times New Roman" w:eastAsia="Times New Roman" w:hAnsi="Times New Roman" w:cs="Times New Roman"/>
-          <w:szCs w:val="24"/>
-        </w:rPr>
-        <w:t xml:space="preserve">- </w:t>
-      </w:r>
-      <w:proofErr w:type="spellStart"/>
-      <w:proofErr w:type="gramStart"/>
-      <w:r>
-        <w:rPr>
-          <w:rFonts w:ascii="Times New Roman" w:eastAsia="Times New Roman" w:hAnsi="Times New Roman" w:cs="Times New Roman"/>
-          <w:szCs w:val="24"/>
-        </w:rPr>
-        <w:t>tokenizer.json</w:t>
-      </w:r>
-      <w:proofErr w:type="spellEnd"/>
-      <w:proofErr w:type="gramEnd"/>
-      <w:r>
-        <w:rPr>
-          <w:rFonts w:ascii="Times New Roman" w:eastAsia="Times New Roman" w:hAnsi="Times New Roman" w:cs="Times New Roman"/>
-          <w:szCs w:val="24"/>
-        </w:rPr>
-        <w:t xml:space="preserve">, </w:t>
-      </w:r>
-      <w:proofErr w:type="spellStart"/>
-      <w:r>
-        <w:rPr>
-          <w:rFonts w:ascii="Times New Roman" w:eastAsia="Times New Roman" w:hAnsi="Times New Roman" w:cs="Times New Roman"/>
-          <w:szCs w:val="24"/>
-        </w:rPr>
-        <w:t>tokenizer_</w:t>
-      </w:r>
-      <w:proofErr w:type="gramStart"/>
-      <w:r>
-        <w:rPr>
-          <w:rFonts w:ascii="Times New Roman" w:eastAsia="Times New Roman" w:hAnsi="Times New Roman" w:cs="Times New Roman"/>
-          <w:szCs w:val="24"/>
-        </w:rPr>
-        <w:t>config.json</w:t>
-      </w:r>
-      <w:proofErr w:type="spellEnd"/>
-      <w:proofErr w:type="gramEnd"/>
-    </w:p>
-    <w:p>
-      <w:pPr>
-        <w:rPr>
-          <w:rFonts w:ascii="Times New Roman" w:eastAsia="Times New Roman" w:hAnsi="Times New Roman" w:cs="Times New Roman"/>
-          <w:szCs w:val="24"/>
-        </w:rPr>
-      </w:pPr>
-      <w:r>
-        <w:rPr>
-          <w:rFonts w:ascii="Times New Roman" w:eastAsia="Times New Roman" w:hAnsi="Times New Roman" w:cs="Times New Roman"/>
-          <w:szCs w:val="24"/>
-        </w:rPr>
-        <w:t xml:space="preserve">- </w:t>
-      </w:r>
-      <w:proofErr w:type="spellStart"/>
-      <w:r>
-        <w:rPr>
-          <w:rFonts w:ascii="Times New Roman" w:eastAsia="Times New Roman" w:hAnsi="Times New Roman" w:cs="Times New Roman"/>
-          <w:szCs w:val="24"/>
-        </w:rPr>
-        <w:t>training_args.bin</w:t>
-      </w:r>
-      <w:proofErr w:type="spellEnd"/>
+        <w:t>- config.json</w:t>
+      </w:r>
+    </w:p>
+    <w:p>
+      <w:pPr>
+        <w:rPr>
+          <w:rFonts w:ascii="Times New Roman" w:eastAsia="Times New Roman" w:hAnsi="Times New Roman" w:cs="Times New Roman"/>
+          <w:szCs w:val="24"/>
+        </w:rPr>
+      </w:pPr>
+      <w:r>
+        <w:rPr>
+          <w:rFonts w:ascii="Times New Roman" w:eastAsia="Times New Roman" w:hAnsi="Times New Roman" w:cs="Times New Roman"/>
+          <w:szCs w:val="24"/>
+        </w:rPr>
+        <w:t>- model.safetensors</w:t>
+      </w:r>
+    </w:p>
+    <w:p>
+      <w:pPr>
+        <w:rPr>
+          <w:rFonts w:ascii="Times New Roman" w:eastAsia="Times New Roman" w:hAnsi="Times New Roman" w:cs="Times New Roman"/>
+          <w:szCs w:val="24"/>
+        </w:rPr>
+      </w:pPr>
+      <w:r>
+        <w:rPr>
+          <w:rFonts w:ascii="Times New Roman" w:eastAsia="Times New Roman" w:hAnsi="Times New Roman" w:cs="Times New Roman"/>
+          <w:szCs w:val="24"/>
+        </w:rPr>
+        <w:t>- tokenizer.json, tokenizer_config.json</w:t>
+      </w:r>
+    </w:p>
+    <w:p>
+      <w:pPr>
+        <w:rPr>
+          <w:rFonts w:ascii="Times New Roman" w:eastAsia="Times New Roman" w:hAnsi="Times New Roman" w:cs="Times New Roman"/>
+          <w:szCs w:val="24"/>
+        </w:rPr>
+      </w:pPr>
+      <w:r>
+        <w:rPr>
+          <w:rFonts w:ascii="Times New Roman" w:eastAsia="Times New Roman" w:hAnsi="Times New Roman" w:cs="Times New Roman"/>
+          <w:szCs w:val="24"/>
+        </w:rPr>
+        <w:t>- training_args.bin</w:t>
+      </w:r>
     </w:p>
     <w:p>
       <w:pPr>
@@ -2409,95 +1792,38 @@
           <w:rFonts w:ascii="Times New Roman" w:eastAsia="Times New Roman" w:hAnsi="Times New Roman" w:cs="Times New Roman"/>
           <w:szCs w:val="24"/>
         </w:rPr>
-        <w:t>- Run 1 (</w:t>
-      </w:r>
-      <w:proofErr w:type="spellStart"/>
-      <w:r>
-        <w:rPr>
-          <w:rFonts w:ascii="Times New Roman" w:eastAsia="Times New Roman" w:hAnsi="Times New Roman" w:cs="Times New Roman"/>
-          <w:szCs w:val="24"/>
-        </w:rPr>
-        <w:t>english</w:t>
-      </w:r>
-      <w:proofErr w:type="spellEnd"/>
-      <w:r>
-        <w:rPr>
-          <w:rFonts w:ascii="Times New Roman" w:eastAsia="Times New Roman" w:hAnsi="Times New Roman" w:cs="Times New Roman"/>
-          <w:szCs w:val="24"/>
-        </w:rPr>
-        <w:t>-model): fine-tune on SST-2 + Twitter sentiment (English-only)</w:t>
-      </w:r>
-    </w:p>
-    <w:p>
-      <w:pPr>
-        <w:rPr>
-          <w:rFonts w:ascii="Times New Roman" w:eastAsia="Times New Roman" w:hAnsi="Times New Roman" w:cs="Times New Roman"/>
-          <w:szCs w:val="24"/>
-        </w:rPr>
-      </w:pPr>
-      <w:r>
-        <w:rPr>
-          <w:rFonts w:ascii="Times New Roman" w:eastAsia="Times New Roman" w:hAnsi="Times New Roman" w:cs="Times New Roman"/>
-          <w:szCs w:val="24"/>
-        </w:rPr>
-        <w:t>- Run 2 (</w:t>
-      </w:r>
-      <w:proofErr w:type="spellStart"/>
-      <w:r>
-        <w:rPr>
-          <w:rFonts w:ascii="Times New Roman" w:eastAsia="Times New Roman" w:hAnsi="Times New Roman" w:cs="Times New Roman"/>
-          <w:szCs w:val="24"/>
-        </w:rPr>
-        <w:t>thai</w:t>
-      </w:r>
-      <w:proofErr w:type="spellEnd"/>
-      <w:r>
-        <w:rPr>
-          <w:rFonts w:ascii="Times New Roman" w:eastAsia="Times New Roman" w:hAnsi="Times New Roman" w:cs="Times New Roman"/>
-          <w:szCs w:val="24"/>
-        </w:rPr>
-        <w:t xml:space="preserve">-model): fine-tune on </w:t>
-      </w:r>
-      <w:proofErr w:type="spellStart"/>
-      <w:r>
-        <w:rPr>
-          <w:rFonts w:ascii="Times New Roman" w:eastAsia="Times New Roman" w:hAnsi="Times New Roman" w:cs="Times New Roman"/>
-          <w:szCs w:val="24"/>
-        </w:rPr>
-        <w:t>Wisesight</w:t>
-      </w:r>
-      <w:proofErr w:type="spellEnd"/>
-      <w:r>
-        <w:rPr>
-          <w:rFonts w:ascii="Times New Roman" w:eastAsia="Times New Roman" w:hAnsi="Times New Roman" w:cs="Times New Roman"/>
-          <w:szCs w:val="24"/>
-        </w:rPr>
-        <w:t xml:space="preserve"> (Thai-only)</w:t>
-      </w:r>
-    </w:p>
-    <w:p>
-      <w:pPr>
-        <w:rPr>
-          <w:rFonts w:ascii="Times New Roman" w:eastAsia="Times New Roman" w:hAnsi="Times New Roman" w:cs="Times New Roman"/>
-          <w:szCs w:val="24"/>
-        </w:rPr>
-      </w:pPr>
-      <w:r>
-        <w:rPr>
-          <w:rFonts w:ascii="Times New Roman" w:eastAsia="Times New Roman" w:hAnsi="Times New Roman" w:cs="Times New Roman"/>
-          <w:szCs w:val="24"/>
-        </w:rPr>
-        <w:t xml:space="preserve">- Run 3 (multilingual-model): fine-tune on combined SST-2 + Twitter + </w:t>
-      </w:r>
-      <w:proofErr w:type="spellStart"/>
-      <w:r>
-        <w:rPr>
-          <w:rFonts w:ascii="Times New Roman" w:eastAsia="Times New Roman" w:hAnsi="Times New Roman" w:cs="Times New Roman"/>
-          <w:szCs w:val="24"/>
-        </w:rPr>
-        <w:t>Wisesight</w:t>
-      </w:r>
-      <w:proofErr w:type="spellEnd"/>
+        <w:t>- Run 1 (english-model): fine-tune on SST-2 + Twitter sentiment (English-only)</w:t>
+      </w:r>
+    </w:p>
+    <w:p>
+      <w:pPr>
+        <w:rPr>
+          <w:rFonts w:ascii="Times New Roman" w:eastAsia="Times New Roman" w:hAnsi="Times New Roman" w:cs="Times New Roman"/>
+          <w:szCs w:val="24"/>
+        </w:rPr>
+      </w:pPr>
+      <w:r>
+        <w:rPr>
+          <w:rFonts w:ascii="Times New Roman" w:eastAsia="Times New Roman" w:hAnsi="Times New Roman" w:cs="Times New Roman"/>
+          <w:szCs w:val="24"/>
+        </w:rPr>
+        <w:t>- Run 2 (thai-model): fine-tune on Wisesight (Thai-only)</w:t>
+      </w:r>
+    </w:p>
+    <w:p>
+      <w:pPr>
+        <w:rPr>
+          <w:rFonts w:ascii="Times New Roman" w:eastAsia="Times New Roman" w:hAnsi="Times New Roman" w:cs="Times New Roman"/>
+          <w:szCs w:val="24"/>
+        </w:rPr>
+      </w:pPr>
+      <w:r>
+        <w:rPr>
+          <w:rFonts w:ascii="Times New Roman" w:eastAsia="Times New Roman" w:hAnsi="Times New Roman" w:cs="Times New Roman"/>
+          <w:szCs w:val="24"/>
+        </w:rPr>
+        <w:t>- Run 3 (multilingual-model): fine-tune on combined SST-2 + Twitter + Wisesight</w:t>
+      </w:r>
     </w:p>
     <w:p>
       <w:pPr>
@@ -2675,124 +2001,60 @@
           <w:rFonts w:ascii="Times New Roman" w:eastAsia="Times New Roman" w:hAnsi="Times New Roman" w:cs="Times New Roman"/>
           <w:szCs w:val="24"/>
         </w:rPr>
-        <w:t xml:space="preserve">We compute ΔF1 (and </w:t>
-      </w:r>
-      <w:proofErr w:type="spellStart"/>
-      <w:r>
-        <w:rPr>
-          <w:rFonts w:ascii="Times New Roman" w:eastAsia="Times New Roman" w:hAnsi="Times New Roman" w:cs="Times New Roman"/>
-          <w:szCs w:val="24"/>
-        </w:rPr>
-        <w:t>ΔAccuracy</w:t>
-      </w:r>
-      <w:proofErr w:type="spellEnd"/>
-      <w:r>
-        <w:rPr>
-          <w:rFonts w:ascii="Times New Roman" w:eastAsia="Times New Roman" w:hAnsi="Times New Roman" w:cs="Times New Roman"/>
-          <w:szCs w:val="24"/>
-        </w:rPr>
-        <w:t>) between:</w:t>
-      </w:r>
-    </w:p>
-    <w:p>
-      <w:pPr>
-        <w:rPr>
-          <w:rFonts w:ascii="Times New Roman" w:eastAsia="Times New Roman" w:hAnsi="Times New Roman" w:cs="Times New Roman"/>
-          <w:szCs w:val="24"/>
-        </w:rPr>
-      </w:pPr>
-      <w:r>
-        <w:rPr>
-          <w:rFonts w:ascii="Times New Roman" w:eastAsia="Times New Roman" w:hAnsi="Times New Roman" w:cs="Times New Roman"/>
-          <w:szCs w:val="24"/>
-        </w:rPr>
-        <w:t xml:space="preserve">- </w:t>
-      </w:r>
-      <w:proofErr w:type="spellStart"/>
-      <w:r>
-        <w:rPr>
-          <w:rFonts w:ascii="Times New Roman" w:eastAsia="Times New Roman" w:hAnsi="Times New Roman" w:cs="Times New Roman"/>
-          <w:szCs w:val="24"/>
-        </w:rPr>
-        <w:t>english</w:t>
-      </w:r>
-      <w:proofErr w:type="spellEnd"/>
-      <w:r>
-        <w:rPr>
-          <w:rFonts w:ascii="Times New Roman" w:eastAsia="Times New Roman" w:hAnsi="Times New Roman" w:cs="Times New Roman"/>
-          <w:szCs w:val="24"/>
-        </w:rPr>
-        <w:t>-model vs multilingual-model on English datasets</w:t>
-      </w:r>
-    </w:p>
-    <w:p>
-      <w:pPr>
-        <w:rPr>
-          <w:rFonts w:ascii="Times New Roman" w:eastAsia="Times New Roman" w:hAnsi="Times New Roman" w:cs="Times New Roman"/>
-          <w:szCs w:val="24"/>
-        </w:rPr>
-      </w:pPr>
-      <w:r>
-        <w:rPr>
-          <w:rFonts w:ascii="Times New Roman" w:eastAsia="Times New Roman" w:hAnsi="Times New Roman" w:cs="Times New Roman"/>
-          <w:szCs w:val="24"/>
-        </w:rPr>
-        <w:t xml:space="preserve">- </w:t>
-      </w:r>
-      <w:proofErr w:type="spellStart"/>
-      <w:r>
-        <w:rPr>
-          <w:rFonts w:ascii="Times New Roman" w:eastAsia="Times New Roman" w:hAnsi="Times New Roman" w:cs="Times New Roman"/>
-          <w:szCs w:val="24"/>
-        </w:rPr>
-        <w:t>thai</w:t>
-      </w:r>
-      <w:proofErr w:type="spellEnd"/>
-      <w:r>
-        <w:rPr>
-          <w:rFonts w:ascii="Times New Roman" w:eastAsia="Times New Roman" w:hAnsi="Times New Roman" w:cs="Times New Roman"/>
-          <w:szCs w:val="24"/>
-        </w:rPr>
-        <w:t>-model vs multilingual-model on Thai dataset</w:t>
-      </w:r>
-    </w:p>
-    <w:p>
-      <w:pPr>
-        <w:rPr>
-          <w:rFonts w:ascii="Times New Roman" w:eastAsia="Times New Roman" w:hAnsi="Times New Roman" w:cs="Times New Roman"/>
-          <w:szCs w:val="24"/>
-        </w:rPr>
-      </w:pPr>
-    </w:p>
-    <w:p>
-      <w:pPr>
-        <w:rPr>
-          <w:rFonts w:ascii="Times New Roman" w:eastAsia="Times New Roman" w:hAnsi="Times New Roman" w:cs="Times New Roman"/>
-          <w:szCs w:val="24"/>
-        </w:rPr>
-      </w:pPr>
-      <w:r>
-        <w:rPr>
-          <w:rFonts w:ascii="Times New Roman" w:eastAsia="Times New Roman" w:hAnsi="Times New Roman" w:cs="Times New Roman"/>
-          <w:szCs w:val="24"/>
-        </w:rPr>
-        <w:t xml:space="preserve">This is implemented in </w:t>
-      </w:r>
-      <w:proofErr w:type="spellStart"/>
-      <w:r>
-        <w:rPr>
-          <w:rFonts w:ascii="Times New Roman" w:eastAsia="Times New Roman" w:hAnsi="Times New Roman" w:cs="Times New Roman"/>
-          <w:szCs w:val="24"/>
-        </w:rPr>
-        <w:t>Final_Evaluation</w:t>
-      </w:r>
-      <w:proofErr w:type="spellEnd"/>
-      <w:r>
-        <w:rPr>
-          <w:rFonts w:ascii="Times New Roman" w:eastAsia="Times New Roman" w:hAnsi="Times New Roman" w:cs="Times New Roman"/>
-          <w:szCs w:val="24"/>
-        </w:rPr>
-        <w:t>/Comparison.py.</w:t>
+        <w:t>We compute ΔF1 (and ΔAccuracy) between:</w:t>
+      </w:r>
+    </w:p>
+    <w:p>
+      <w:pPr>
+        <w:rPr>
+          <w:rFonts w:ascii="Times New Roman" w:eastAsia="Times New Roman" w:hAnsi="Times New Roman" w:cs="Times New Roman"/>
+          <w:szCs w:val="24"/>
+        </w:rPr>
+      </w:pPr>
+      <w:r>
+        <w:rPr>
+          <w:rFonts w:ascii="Times New Roman" w:eastAsia="Times New Roman" w:hAnsi="Times New Roman" w:cs="Times New Roman"/>
+          <w:szCs w:val="24"/>
+        </w:rPr>
+        <w:t>- english-model vs multilingual-model on English datasets</w:t>
+      </w:r>
+    </w:p>
+    <w:p>
+      <w:pPr>
+        <w:rPr>
+          <w:rFonts w:ascii="Times New Roman" w:eastAsia="Times New Roman" w:hAnsi="Times New Roman" w:cs="Times New Roman"/>
+          <w:szCs w:val="24"/>
+        </w:rPr>
+      </w:pPr>
+      <w:r>
+        <w:rPr>
+          <w:rFonts w:ascii="Times New Roman" w:eastAsia="Times New Roman" w:hAnsi="Times New Roman" w:cs="Times New Roman"/>
+          <w:szCs w:val="24"/>
+        </w:rPr>
+        <w:t>- thai-model vs multilingual-model on Thai dataset</w:t>
+      </w:r>
+    </w:p>
+    <w:p>
+      <w:pPr>
+        <w:rPr>
+          <w:rFonts w:ascii="Times New Roman" w:eastAsia="Times New Roman" w:hAnsi="Times New Roman" w:cs="Times New Roman"/>
+          <w:szCs w:val="24"/>
+        </w:rPr>
+      </w:pPr>
+    </w:p>
+    <w:p>
+      <w:pPr>
+        <w:rPr>
+          <w:rFonts w:ascii="Times New Roman" w:eastAsia="Times New Roman" w:hAnsi="Times New Roman" w:cs="Times New Roman"/>
+          <w:szCs w:val="24"/>
+        </w:rPr>
+      </w:pPr>
+      <w:r>
+        <w:rPr>
+          <w:rFonts w:ascii="Times New Roman" w:eastAsia="Times New Roman" w:hAnsi="Times New Roman" w:cs="Times New Roman"/>
+          <w:szCs w:val="24"/>
+        </w:rPr>
+        <w:t>This is implemented in Final_Evaluation/Comparison.py.</w:t>
       </w:r>
     </w:p>
     <w:p>
@@ -2830,23 +2092,7 @@
           <w:rFonts w:ascii="Times New Roman" w:eastAsia="Times New Roman" w:hAnsi="Times New Roman" w:cs="Times New Roman"/>
           <w:szCs w:val="24"/>
         </w:rPr>
-        <w:t xml:space="preserve">Confusion matrices are generated to diagnose systematic errors (e.g., neutral vs negative confusion). This is implemented in </w:t>
-      </w:r>
-      <w:proofErr w:type="spellStart"/>
-      <w:r>
-        <w:rPr>
-          <w:rFonts w:ascii="Times New Roman" w:eastAsia="Times New Roman" w:hAnsi="Times New Roman" w:cs="Times New Roman"/>
-          <w:szCs w:val="24"/>
-        </w:rPr>
-        <w:t>Final_Evaluation</w:t>
-      </w:r>
-      <w:proofErr w:type="spellEnd"/>
-      <w:r>
-        <w:rPr>
-          <w:rFonts w:ascii="Times New Roman" w:eastAsia="Times New Roman" w:hAnsi="Times New Roman" w:cs="Times New Roman"/>
-          <w:szCs w:val="24"/>
-        </w:rPr>
-        <w:t>/Evaluation.py.</w:t>
+        <w:t>Confusion matrices are generated to diagnose systematic errors (e.g., neutral vs negative confusion). This is implemented in Final_Evaluation/Evaluation.py.</w:t>
       </w:r>
     </w:p>
     <w:p>
@@ -2956,39 +2202,7 @@
           <w:rFonts w:ascii="Times New Roman" w:eastAsia="Times New Roman" w:hAnsi="Times New Roman" w:cs="Times New Roman"/>
           <w:szCs w:val="24"/>
         </w:rPr>
-        <w:t xml:space="preserve">8.1 A/B Results (from </w:t>
-      </w:r>
-      <w:proofErr w:type="spellStart"/>
-      <w:r>
-        <w:rPr>
-          <w:rFonts w:ascii="Times New Roman" w:eastAsia="Times New Roman" w:hAnsi="Times New Roman" w:cs="Times New Roman"/>
-          <w:szCs w:val="24"/>
-        </w:rPr>
-        <w:t>Final_Evaluation</w:t>
-      </w:r>
-      <w:proofErr w:type="spellEnd"/>
-      <w:r>
-        <w:rPr>
-          <w:rFonts w:ascii="Times New Roman" w:eastAsia="Times New Roman" w:hAnsi="Times New Roman" w:cs="Times New Roman"/>
-          <w:szCs w:val="24"/>
-        </w:rPr>
-        <w:t>/</w:t>
-      </w:r>
-      <w:proofErr w:type="spellStart"/>
-      <w:r>
-        <w:rPr>
-          <w:rFonts w:ascii="Times New Roman" w:eastAsia="Times New Roman" w:hAnsi="Times New Roman" w:cs="Times New Roman"/>
-          <w:szCs w:val="24"/>
-        </w:rPr>
-        <w:t>ab_results.json</w:t>
-      </w:r>
-      <w:proofErr w:type="spellEnd"/>
-      <w:r>
-        <w:rPr>
-          <w:rFonts w:ascii="Times New Roman" w:eastAsia="Times New Roman" w:hAnsi="Times New Roman" w:cs="Times New Roman"/>
-          <w:szCs w:val="24"/>
-        </w:rPr>
-        <w:t>)</w:t>
+        <w:t>8.1 A/B Results (from Final_Evaluation/ab_results.json)</w:t>
       </w:r>
     </w:p>
     <w:p>
@@ -3041,23 +2255,7 @@
           <w:rFonts w:ascii="Times New Roman" w:eastAsia="Times New Roman" w:hAnsi="Times New Roman" w:cs="Times New Roman"/>
           <w:szCs w:val="24"/>
         </w:rPr>
-        <w:t>- A (</w:t>
-      </w:r>
-      <w:proofErr w:type="spellStart"/>
-      <w:r>
-        <w:rPr>
-          <w:rFonts w:ascii="Times New Roman" w:eastAsia="Times New Roman" w:hAnsi="Times New Roman" w:cs="Times New Roman"/>
-          <w:szCs w:val="24"/>
-        </w:rPr>
-        <w:t>english</w:t>
-      </w:r>
-      <w:proofErr w:type="spellEnd"/>
-      <w:r>
-        <w:rPr>
-          <w:rFonts w:ascii="Times New Roman" w:eastAsia="Times New Roman" w:hAnsi="Times New Roman" w:cs="Times New Roman"/>
-          <w:szCs w:val="24"/>
-        </w:rPr>
-        <w:t>-model): Accuracy 0.808998, Macro F1 0.812417</w:t>
+        <w:t>- A (english-model): Accuracy 0.808998, Macro F1 0.812417</w:t>
       </w:r>
     </w:p>
     <w:p>
@@ -3088,23 +2286,7 @@
           <w:rFonts w:ascii="Times New Roman" w:eastAsia="Times New Roman" w:hAnsi="Times New Roman" w:cs="Times New Roman"/>
           <w:szCs w:val="24"/>
         </w:rPr>
-        <w:t xml:space="preserve">- ΔF1 = -0.019964, </w:t>
-      </w:r>
-      <w:proofErr w:type="spellStart"/>
-      <w:r>
-        <w:rPr>
-          <w:rFonts w:ascii="Times New Roman" w:eastAsia="Times New Roman" w:hAnsi="Times New Roman" w:cs="Times New Roman"/>
-          <w:szCs w:val="24"/>
-        </w:rPr>
-        <w:t>ΔAcc</w:t>
-      </w:r>
-      <w:proofErr w:type="spellEnd"/>
-      <w:r>
-        <w:rPr>
-          <w:rFonts w:ascii="Times New Roman" w:eastAsia="Times New Roman" w:hAnsi="Times New Roman" w:cs="Times New Roman"/>
-          <w:szCs w:val="24"/>
-        </w:rPr>
-        <w:t xml:space="preserve"> = -0.019808</w:t>
+        <w:t>- ΔF1 = -0.019964, ΔAcc = -0.019808</w:t>
       </w:r>
     </w:p>
     <w:p>
@@ -3142,23 +2324,7 @@
           <w:rFonts w:ascii="Times New Roman" w:eastAsia="Times New Roman" w:hAnsi="Times New Roman" w:cs="Times New Roman"/>
           <w:szCs w:val="24"/>
         </w:rPr>
-        <w:t>- A (</w:t>
-      </w:r>
-      <w:proofErr w:type="spellStart"/>
-      <w:r>
-        <w:rPr>
-          <w:rFonts w:ascii="Times New Roman" w:eastAsia="Times New Roman" w:hAnsi="Times New Roman" w:cs="Times New Roman"/>
-          <w:szCs w:val="24"/>
-        </w:rPr>
-        <w:t>english</w:t>
-      </w:r>
-      <w:proofErr w:type="spellEnd"/>
-      <w:r>
-        <w:rPr>
-          <w:rFonts w:ascii="Times New Roman" w:eastAsia="Times New Roman" w:hAnsi="Times New Roman" w:cs="Times New Roman"/>
-          <w:szCs w:val="24"/>
-        </w:rPr>
-        <w:t>-model): Accuracy 0.918578, Macro F1 0.918573</w:t>
+        <w:t>- A (english-model): Accuracy 0.918578, Macro F1 0.918573</w:t>
       </w:r>
     </w:p>
     <w:p>
@@ -3188,93 +2354,45 @@
           <w:rFonts w:ascii="Times New Roman" w:eastAsia="Times New Roman" w:hAnsi="Times New Roman" w:cs="Times New Roman"/>
           <w:szCs w:val="24"/>
         </w:rPr>
-        <w:t xml:space="preserve">- ΔF1 = -0.000696, </w:t>
-      </w:r>
-      <w:proofErr w:type="spellStart"/>
-      <w:r>
-        <w:rPr>
-          <w:rFonts w:ascii="Times New Roman" w:eastAsia="Times New Roman" w:hAnsi="Times New Roman" w:cs="Times New Roman"/>
-          <w:szCs w:val="24"/>
-        </w:rPr>
-        <w:t>ΔAcc</w:t>
-      </w:r>
-      <w:proofErr w:type="spellEnd"/>
-      <w:r>
-        <w:rPr>
-          <w:rFonts w:ascii="Times New Roman" w:eastAsia="Times New Roman" w:hAnsi="Times New Roman" w:cs="Times New Roman"/>
-          <w:szCs w:val="24"/>
-        </w:rPr>
-        <w:t xml:space="preserve"> = -0.001147</w:t>
-      </w:r>
-    </w:p>
-    <w:p>
-      <w:pPr>
-        <w:rPr>
-          <w:rFonts w:ascii="Times New Roman" w:eastAsia="Times New Roman" w:hAnsi="Times New Roman" w:cs="Times New Roman"/>
-          <w:szCs w:val="24"/>
-        </w:rPr>
-      </w:pPr>
-    </w:p>
-    <w:p>
-      <w:pPr>
-        <w:rPr>
-          <w:rFonts w:ascii="Times New Roman" w:eastAsia="Times New Roman" w:hAnsi="Times New Roman" w:cs="Times New Roman"/>
-          <w:szCs w:val="24"/>
-        </w:rPr>
-      </w:pPr>
-      <w:r>
-        <w:rPr>
-          <w:rFonts w:ascii="Times New Roman" w:eastAsia="Times New Roman" w:hAnsi="Times New Roman" w:cs="Times New Roman"/>
-          <w:szCs w:val="24"/>
-        </w:rPr>
-        <w:t xml:space="preserve">Thai: </w:t>
-      </w:r>
-      <w:proofErr w:type="spellStart"/>
-      <w:r>
-        <w:rPr>
-          <w:rFonts w:ascii="Times New Roman" w:eastAsia="Times New Roman" w:hAnsi="Times New Roman" w:cs="Times New Roman"/>
-          <w:szCs w:val="24"/>
-        </w:rPr>
-        <w:t>Wisesight</w:t>
-      </w:r>
-      <w:proofErr w:type="spellEnd"/>
-      <w:r>
-        <w:rPr>
-          <w:rFonts w:ascii="Times New Roman" w:eastAsia="Times New Roman" w:hAnsi="Times New Roman" w:cs="Times New Roman"/>
-          <w:szCs w:val="24"/>
-        </w:rPr>
-        <w:t xml:space="preserve"> (TH, 3-class)</w:t>
-      </w:r>
-    </w:p>
-    <w:p>
-      <w:pPr>
-        <w:rPr>
-          <w:rFonts w:ascii="Times New Roman" w:eastAsia="Times New Roman" w:hAnsi="Times New Roman" w:cs="Times New Roman"/>
-          <w:szCs w:val="24"/>
-        </w:rPr>
-      </w:pPr>
-      <w:r>
-        <w:rPr>
-          <w:rFonts w:ascii="Times New Roman" w:eastAsia="Times New Roman" w:hAnsi="Times New Roman" w:cs="Times New Roman"/>
-          <w:szCs w:val="24"/>
-        </w:rPr>
-        <w:t>- A (</w:t>
-      </w:r>
-      <w:proofErr w:type="spellStart"/>
-      <w:r>
-        <w:rPr>
-          <w:rFonts w:ascii="Times New Roman" w:eastAsia="Times New Roman" w:hAnsi="Times New Roman" w:cs="Times New Roman"/>
-          <w:szCs w:val="24"/>
-        </w:rPr>
-        <w:t>thai</w:t>
-      </w:r>
-      <w:proofErr w:type="spellEnd"/>
-      <w:r>
-        <w:rPr>
-          <w:rFonts w:ascii="Times New Roman" w:eastAsia="Times New Roman" w:hAnsi="Times New Roman" w:cs="Times New Roman"/>
-          <w:szCs w:val="24"/>
-        </w:rPr>
-        <w:t>-model): Accuracy 0.653328, Macro F1 0.563533</w:t>
+        <w:t>- ΔF1 = -0.000696, ΔAcc = -0.001147</w:t>
+      </w:r>
+    </w:p>
+    <w:p>
+      <w:pPr>
+        <w:rPr>
+          <w:rFonts w:ascii="Times New Roman" w:eastAsia="Times New Roman" w:hAnsi="Times New Roman" w:cs="Times New Roman"/>
+          <w:szCs w:val="24"/>
+        </w:rPr>
+      </w:pPr>
+    </w:p>
+    <w:p>
+      <w:pPr>
+        <w:rPr>
+          <w:rFonts w:ascii="Times New Roman" w:eastAsia="Times New Roman" w:hAnsi="Times New Roman" w:cs="Times New Roman"/>
+          <w:szCs w:val="24"/>
+        </w:rPr>
+      </w:pPr>
+      <w:r>
+        <w:rPr>
+          <w:rFonts w:ascii="Times New Roman" w:eastAsia="Times New Roman" w:hAnsi="Times New Roman" w:cs="Times New Roman"/>
+          <w:szCs w:val="24"/>
+        </w:rPr>
+        <w:t>Thai: Wisesight (TH, 3-class)</w:t>
+      </w:r>
+    </w:p>
+    <w:p>
+      <w:pPr>
+        <w:rPr>
+          <w:rFonts w:ascii="Times New Roman" w:eastAsia="Times New Roman" w:hAnsi="Times New Roman" w:cs="Times New Roman"/>
+          <w:szCs w:val="24"/>
+        </w:rPr>
+      </w:pPr>
+      <w:r>
+        <w:rPr>
+          <w:rFonts w:ascii="Times New Roman" w:eastAsia="Times New Roman" w:hAnsi="Times New Roman" w:cs="Times New Roman"/>
+          <w:szCs w:val="24"/>
+        </w:rPr>
+        <w:t>- A (thai-model): Accuracy 0.653328, Macro F1 0.563533</w:t>
       </w:r>
     </w:p>
     <w:p>
@@ -3304,23 +2422,7 @@
           <w:rFonts w:ascii="Times New Roman" w:eastAsia="Times New Roman" w:hAnsi="Times New Roman" w:cs="Times New Roman"/>
           <w:szCs w:val="24"/>
         </w:rPr>
-        <w:t xml:space="preserve">- ΔF1 = +0.147931, </w:t>
-      </w:r>
-      <w:proofErr w:type="spellStart"/>
-      <w:r>
-        <w:rPr>
-          <w:rFonts w:ascii="Times New Roman" w:eastAsia="Times New Roman" w:hAnsi="Times New Roman" w:cs="Times New Roman"/>
-          <w:szCs w:val="24"/>
-        </w:rPr>
-        <w:t>ΔAcc</w:t>
-      </w:r>
-      <w:proofErr w:type="spellEnd"/>
-      <w:r>
-        <w:rPr>
-          <w:rFonts w:ascii="Times New Roman" w:eastAsia="Times New Roman" w:hAnsi="Times New Roman" w:cs="Times New Roman"/>
-          <w:szCs w:val="24"/>
-        </w:rPr>
-        <w:t xml:space="preserve"> = +0.104338</w:t>
+        <w:t>- ΔF1 = +0.147931, ΔAcc = +0.104338</w:t>
       </w:r>
     </w:p>
     <w:p>
@@ -3358,23 +2460,7 @@
           <w:rFonts w:ascii="Times New Roman" w:eastAsia="Times New Roman" w:hAnsi="Times New Roman" w:cs="Times New Roman"/>
           <w:szCs w:val="24"/>
         </w:rPr>
-        <w:t>- The multilingual model provides a large performance gain on Thai (</w:t>
-      </w:r>
-      <w:proofErr w:type="spellStart"/>
-      <w:r>
-        <w:rPr>
-          <w:rFonts w:ascii="Times New Roman" w:eastAsia="Times New Roman" w:hAnsi="Times New Roman" w:cs="Times New Roman"/>
-          <w:szCs w:val="24"/>
-        </w:rPr>
-        <w:t>Wisesight</w:t>
-      </w:r>
-      <w:proofErr w:type="spellEnd"/>
-      <w:r>
-        <w:rPr>
-          <w:rFonts w:ascii="Times New Roman" w:eastAsia="Times New Roman" w:hAnsi="Times New Roman" w:cs="Times New Roman"/>
-          <w:szCs w:val="24"/>
-        </w:rPr>
-        <w:t>), improving Macro F1 by about +0.148.</w:t>
+        <w:t>- The multilingual model provides a large performance gain on Thai (Wisesight), improving Macro F1 by about +0.148.</w:t>
       </w:r>
     </w:p>
     <w:p>
@@ -3461,156 +2547,67 @@
           <w:rFonts w:ascii="Times New Roman" w:eastAsia="Times New Roman" w:hAnsi="Times New Roman" w:cs="Times New Roman"/>
           <w:szCs w:val="24"/>
         </w:rPr>
-        <w:t xml:space="preserve">The repository provides </w:t>
-      </w:r>
-      <w:proofErr w:type="spellStart"/>
-      <w:r>
-        <w:rPr>
-          <w:rFonts w:ascii="Times New Roman" w:eastAsia="Times New Roman" w:hAnsi="Times New Roman" w:cs="Times New Roman"/>
-          <w:szCs w:val="24"/>
-        </w:rPr>
-        <w:t>Final_Evaluation</w:t>
-      </w:r>
-      <w:proofErr w:type="spellEnd"/>
-      <w:r>
-        <w:rPr>
-          <w:rFonts w:ascii="Times New Roman" w:eastAsia="Times New Roman" w:hAnsi="Times New Roman" w:cs="Times New Roman"/>
-          <w:szCs w:val="24"/>
-        </w:rPr>
-        <w:t>/Evaluation.py, which outputs:</w:t>
-      </w:r>
-    </w:p>
-    <w:p>
-      <w:pPr>
-        <w:rPr>
-          <w:rFonts w:ascii="Times New Roman" w:eastAsia="Times New Roman" w:hAnsi="Times New Roman" w:cs="Times New Roman"/>
-          <w:szCs w:val="24"/>
-        </w:rPr>
-      </w:pPr>
-      <w:r>
-        <w:rPr>
-          <w:rFonts w:ascii="Times New Roman" w:eastAsia="Times New Roman" w:hAnsi="Times New Roman" w:cs="Times New Roman"/>
-          <w:szCs w:val="24"/>
-        </w:rPr>
-        <w:t xml:space="preserve">- </w:t>
-      </w:r>
-      <w:proofErr w:type="spellStart"/>
-      <w:r>
-        <w:rPr>
-          <w:rFonts w:ascii="Times New Roman" w:eastAsia="Times New Roman" w:hAnsi="Times New Roman" w:cs="Times New Roman"/>
-          <w:szCs w:val="24"/>
-        </w:rPr>
-        <w:t>final_report</w:t>
-      </w:r>
-      <w:proofErr w:type="spellEnd"/>
-      <w:r>
-        <w:rPr>
-          <w:rFonts w:ascii="Times New Roman" w:eastAsia="Times New Roman" w:hAnsi="Times New Roman" w:cs="Times New Roman"/>
-          <w:szCs w:val="24"/>
-        </w:rPr>
-        <w:t>/</w:t>
-      </w:r>
-      <w:proofErr w:type="spellStart"/>
-      <w:r>
-        <w:rPr>
-          <w:rFonts w:ascii="Times New Roman" w:eastAsia="Times New Roman" w:hAnsi="Times New Roman" w:cs="Times New Roman"/>
-          <w:szCs w:val="24"/>
-        </w:rPr>
-        <w:t>overall_metrics.json</w:t>
-      </w:r>
-      <w:proofErr w:type="spellEnd"/>
-    </w:p>
-    <w:p>
-      <w:pPr>
-        <w:rPr>
-          <w:rFonts w:ascii="Times New Roman" w:eastAsia="Times New Roman" w:hAnsi="Times New Roman" w:cs="Times New Roman"/>
-          <w:szCs w:val="24"/>
-        </w:rPr>
-      </w:pPr>
-      <w:r>
-        <w:rPr>
-          <w:rFonts w:ascii="Times New Roman" w:eastAsia="Times New Roman" w:hAnsi="Times New Roman" w:cs="Times New Roman"/>
-          <w:szCs w:val="24"/>
-        </w:rPr>
-        <w:t xml:space="preserve">- </w:t>
-      </w:r>
-      <w:proofErr w:type="spellStart"/>
-      <w:r>
-        <w:rPr>
-          <w:rFonts w:ascii="Times New Roman" w:eastAsia="Times New Roman" w:hAnsi="Times New Roman" w:cs="Times New Roman"/>
-          <w:szCs w:val="24"/>
-        </w:rPr>
-        <w:t>final_report</w:t>
-      </w:r>
-      <w:proofErr w:type="spellEnd"/>
-      <w:r>
-        <w:rPr>
-          <w:rFonts w:ascii="Times New Roman" w:eastAsia="Times New Roman" w:hAnsi="Times New Roman" w:cs="Times New Roman"/>
-          <w:szCs w:val="24"/>
-        </w:rPr>
-        <w:t>/confusion_matrix.csv</w:t>
-      </w:r>
-    </w:p>
-    <w:p>
-      <w:pPr>
-        <w:rPr>
-          <w:rFonts w:ascii="Times New Roman" w:eastAsia="Times New Roman" w:hAnsi="Times New Roman" w:cs="Times New Roman"/>
-          <w:szCs w:val="24"/>
-        </w:rPr>
-      </w:pPr>
-      <w:r>
-        <w:rPr>
-          <w:rFonts w:ascii="Times New Roman" w:eastAsia="Times New Roman" w:hAnsi="Times New Roman" w:cs="Times New Roman"/>
-          <w:szCs w:val="24"/>
-        </w:rPr>
-        <w:t xml:space="preserve">- </w:t>
-      </w:r>
-      <w:proofErr w:type="spellStart"/>
-      <w:r>
-        <w:rPr>
-          <w:rFonts w:ascii="Times New Roman" w:eastAsia="Times New Roman" w:hAnsi="Times New Roman" w:cs="Times New Roman"/>
-          <w:szCs w:val="24"/>
-        </w:rPr>
-        <w:t>final_report</w:t>
-      </w:r>
-      <w:proofErr w:type="spellEnd"/>
-      <w:r>
-        <w:rPr>
-          <w:rFonts w:ascii="Times New Roman" w:eastAsia="Times New Roman" w:hAnsi="Times New Roman" w:cs="Times New Roman"/>
-          <w:szCs w:val="24"/>
-        </w:rPr>
-        <w:t>/confusion_matrix.png</w:t>
-      </w:r>
-    </w:p>
-    <w:p>
-      <w:pPr>
-        <w:rPr>
-          <w:rFonts w:ascii="Times New Roman" w:eastAsia="Times New Roman" w:hAnsi="Times New Roman" w:cs="Times New Roman"/>
-          <w:szCs w:val="24"/>
-        </w:rPr>
-      </w:pPr>
-      <w:r>
-        <w:rPr>
-          <w:rFonts w:ascii="Times New Roman" w:eastAsia="Times New Roman" w:hAnsi="Times New Roman" w:cs="Times New Roman"/>
-          <w:szCs w:val="24"/>
-        </w:rPr>
-        <w:t xml:space="preserve">- </w:t>
-      </w:r>
-      <w:proofErr w:type="spellStart"/>
-      <w:r>
-        <w:rPr>
-          <w:rFonts w:ascii="Times New Roman" w:eastAsia="Times New Roman" w:hAnsi="Times New Roman" w:cs="Times New Roman"/>
-          <w:szCs w:val="24"/>
-        </w:rPr>
-        <w:t>final_report</w:t>
-      </w:r>
-      <w:proofErr w:type="spellEnd"/>
-      <w:r>
-        <w:rPr>
-          <w:rFonts w:ascii="Times New Roman" w:eastAsia="Times New Roman" w:hAnsi="Times New Roman" w:cs="Times New Roman"/>
-          <w:szCs w:val="24"/>
-        </w:rPr>
-        <w:t>/top_misclassified.csv</w:t>
+        <w:t>The repository provides Final_Evaluation/Evaluation.py, which outputs:</w:t>
+      </w:r>
+    </w:p>
+    <w:p>
+      <w:pPr>
+        <w:rPr>
+          <w:rFonts w:ascii="Times New Roman" w:eastAsia="Times New Roman" w:hAnsi="Times New Roman" w:cs="Times New Roman"/>
+          <w:szCs w:val="24"/>
+        </w:rPr>
+      </w:pPr>
+      <w:r>
+        <w:rPr>
+          <w:rFonts w:ascii="Times New Roman" w:eastAsia="Times New Roman" w:hAnsi="Times New Roman" w:cs="Times New Roman"/>
+          <w:szCs w:val="24"/>
+        </w:rPr>
+        <w:t>- final_report/overall_metrics.json</w:t>
+      </w:r>
+    </w:p>
+    <w:p>
+      <w:pPr>
+        <w:rPr>
+          <w:rFonts w:ascii="Times New Roman" w:eastAsia="Times New Roman" w:hAnsi="Times New Roman" w:cs="Times New Roman"/>
+          <w:szCs w:val="24"/>
+        </w:rPr>
+      </w:pPr>
+      <w:r>
+        <w:rPr>
+          <w:rFonts w:ascii="Times New Roman" w:eastAsia="Times New Roman" w:hAnsi="Times New Roman" w:cs="Times New Roman"/>
+          <w:szCs w:val="24"/>
+        </w:rPr>
+        <w:t>- final_report/confusion_matrix.csv</w:t>
+      </w:r>
+    </w:p>
+    <w:p>
+      <w:pPr>
+        <w:rPr>
+          <w:rFonts w:ascii="Times New Roman" w:eastAsia="Times New Roman" w:hAnsi="Times New Roman" w:cs="Times New Roman"/>
+          <w:szCs w:val="24"/>
+        </w:rPr>
+      </w:pPr>
+      <w:r>
+        <w:rPr>
+          <w:rFonts w:ascii="Times New Roman" w:eastAsia="Times New Roman" w:hAnsi="Times New Roman" w:cs="Times New Roman"/>
+          <w:szCs w:val="24"/>
+        </w:rPr>
+        <w:t>- final_report/confusion_matrix.png</w:t>
+      </w:r>
+    </w:p>
+    <w:p>
+      <w:pPr>
+        <w:rPr>
+          <w:rFonts w:ascii="Times New Roman" w:eastAsia="Times New Roman" w:hAnsi="Times New Roman" w:cs="Times New Roman"/>
+          <w:szCs w:val="24"/>
+        </w:rPr>
+      </w:pPr>
+      <w:r>
+        <w:rPr>
+          <w:rFonts w:ascii="Times New Roman" w:eastAsia="Times New Roman" w:hAnsi="Times New Roman" w:cs="Times New Roman"/>
+          <w:szCs w:val="24"/>
+        </w:rPr>
+        <w:t>- final_report/top_misclassified.csv</w:t>
       </w:r>
     </w:p>
     <w:p>
@@ -4063,7 +3060,6 @@
                 <w:rFonts w:ascii="Times New Roman" w:eastAsia="Times New Roman" w:hAnsi="Times New Roman" w:cs="Times New Roman"/>
               </w:rPr>
             </w:pPr>
-            <w:proofErr w:type="spellStart"/>
             <w:r>
               <w:rPr>
                 <w:rFonts w:ascii="Times New Roman" w:eastAsia="Times New Roman" w:hAnsi="Times New Roman" w:cs="Times New Roman"/>
@@ -4096,7 +3092,6 @@
               </w:rPr>
               <w:t>vg</w:t>
             </w:r>
-            <w:proofErr w:type="spellEnd"/>
             <w:r>
               <w:rPr>
                 <w:rFonts w:ascii="Times New Roman" w:eastAsia="Times New Roman" w:hAnsi="Times New Roman" w:cs="Times New Roman"/>
@@ -4207,7 +3202,6 @@
                 <w:rFonts w:ascii="Times New Roman" w:eastAsia="Times New Roman" w:hAnsi="Times New Roman" w:cs="Times New Roman"/>
               </w:rPr>
             </w:pPr>
-            <w:proofErr w:type="spellStart"/>
             <w:r>
               <w:rPr>
                 <w:rFonts w:ascii="Times New Roman" w:eastAsia="Times New Roman" w:hAnsi="Times New Roman" w:cs="Times New Roman"/>
@@ -4216,7 +3210,6 @@
               </w:rPr>
               <w:t>Macro_Avg</w:t>
             </w:r>
-            <w:proofErr w:type="spellEnd"/>
             <w:r>
               <w:rPr>
                 <w:rFonts w:ascii="Times New Roman" w:eastAsia="Times New Roman" w:hAnsi="Times New Roman" w:cs="Times New Roman"/>
@@ -4340,7 +3333,6 @@
                 <w:rFonts w:ascii="Times New Roman" w:eastAsia="Times New Roman" w:hAnsi="Times New Roman" w:cs="Times New Roman"/>
               </w:rPr>
             </w:pPr>
-            <w:proofErr w:type="spellStart"/>
             <w:r>
               <w:rPr>
                 <w:rFonts w:ascii="Times New Roman" w:eastAsia="Times New Roman" w:hAnsi="Times New Roman" w:cs="Times New Roman"/>
@@ -4349,7 +3341,6 @@
               </w:rPr>
               <w:t>Macro_Avg</w:t>
             </w:r>
-            <w:proofErr w:type="spellEnd"/>
             <w:r>
               <w:rPr>
                 <w:rFonts w:ascii="Times New Roman" w:eastAsia="Times New Roman" w:hAnsi="Times New Roman" w:cs="Times New Roman"/>
@@ -4452,7 +3443,6 @@
                 <w:rFonts w:ascii="Times New Roman" w:eastAsia="Times New Roman" w:hAnsi="Times New Roman" w:cs="Times New Roman"/>
               </w:rPr>
             </w:pPr>
-            <w:proofErr w:type="spellStart"/>
             <w:r>
               <w:rPr>
                 <w:rFonts w:ascii="Times New Roman" w:eastAsia="Times New Roman" w:hAnsi="Times New Roman" w:cs="Times New Roman"/>
@@ -4485,7 +3475,6 @@
               </w:rPr>
               <w:t>vg</w:t>
             </w:r>
-            <w:proofErr w:type="spellEnd"/>
             <w:r>
               <w:rPr>
                 <w:rFonts w:ascii="Times New Roman" w:eastAsia="Times New Roman" w:hAnsi="Times New Roman" w:cs="Times New Roman"/>
@@ -4695,7 +3684,6 @@
                 <w:rFonts w:ascii="Times New Roman" w:eastAsia="Times New Roman" w:hAnsi="Times New Roman" w:cs="Times New Roman"/>
               </w:rPr>
             </w:pPr>
-            <w:proofErr w:type="spellStart"/>
             <w:r>
               <w:rPr>
                 <w:rFonts w:ascii="Times New Roman" w:eastAsia="Times New Roman" w:hAnsi="Times New Roman" w:cs="Times New Roman"/>
@@ -4728,7 +3716,6 @@
               </w:rPr>
               <w:t>vg</w:t>
             </w:r>
-            <w:proofErr w:type="spellEnd"/>
             <w:r>
               <w:rPr>
                 <w:rFonts w:ascii="Times New Roman" w:eastAsia="Times New Roman" w:hAnsi="Times New Roman" w:cs="Times New Roman"/>
@@ -4859,7 +3846,6 @@
                 <w:rFonts w:ascii="Times New Roman" w:eastAsia="Times New Roman" w:hAnsi="Times New Roman" w:cs="Times New Roman"/>
               </w:rPr>
             </w:pPr>
-            <w:proofErr w:type="spellStart"/>
             <w:r>
               <w:rPr>
                 <w:rFonts w:ascii="Times New Roman" w:eastAsia="Times New Roman" w:hAnsi="Times New Roman" w:cs="Times New Roman"/>
@@ -4868,7 +3854,6 @@
               </w:rPr>
               <w:t>Macro_Avg</w:t>
             </w:r>
-            <w:proofErr w:type="spellEnd"/>
             <w:r>
               <w:rPr>
                 <w:rFonts w:ascii="Times New Roman" w:eastAsia="Times New Roman" w:hAnsi="Times New Roman" w:cs="Times New Roman"/>
@@ -5015,23 +4000,7 @@
           <w:rFonts w:ascii="Times New Roman" w:eastAsia="Times New Roman" w:hAnsi="Times New Roman" w:cs="Times New Roman"/>
           <w:szCs w:val="24"/>
         </w:rPr>
-        <w:t>Slang/short context: informal phrases like “I lost so bad / I suck…” are predicted negative though labeled neutral; some “negative” labels look like noise (“</w:t>
-      </w:r>
-      <w:proofErr w:type="spellStart"/>
-      <w:r>
-        <w:rPr>
-          <w:rFonts w:ascii="Times New Roman" w:eastAsia="Times New Roman" w:hAnsi="Times New Roman" w:cs="Times New Roman"/>
-          <w:szCs w:val="24"/>
-        </w:rPr>
-        <w:t>i</w:t>
-      </w:r>
-      <w:proofErr w:type="spellEnd"/>
-      <w:r>
-        <w:rPr>
-          <w:rFonts w:ascii="Times New Roman" w:eastAsia="Times New Roman" w:hAnsi="Times New Roman" w:cs="Times New Roman"/>
-          <w:szCs w:val="24"/>
-        </w:rPr>
-        <w:t xml:space="preserve"> wear a lot of white…”).</w:t>
+        <w:t>Slang/short context: informal phrases like “I lost so bad / I suck…” are predicted negative though labeled neutral; some “negative” labels look like noise (“i wear a lot of white…”).</w:t>
       </w:r>
     </w:p>
     <w:p>
@@ -5106,7 +4075,6 @@
         </w:rPr>
         <w:t>Desire statements: “</w:t>
       </w:r>
-      <w:proofErr w:type="spellStart"/>
       <w:r>
         <w:rPr>
           <w:rFonts w:ascii="Leelawadee UI" w:eastAsia="Times New Roman" w:hAnsi="Leelawadee UI" w:cs="Leelawadee UI"/>
@@ -5114,7 +4082,6 @@
         </w:rPr>
         <w:t>อยากกิน</w:t>
       </w:r>
-      <w:proofErr w:type="spellEnd"/>
       <w:r>
         <w:rPr>
           <w:rFonts w:ascii="Times New Roman" w:eastAsia="Times New Roman" w:hAnsi="Times New Roman" w:cs="Times New Roman"/>
@@ -5339,56 +4306,17 @@
           <w:bCs/>
           <w:szCs w:val="24"/>
         </w:rPr>
-        <w:t>12) Limitations</w:t>
-      </w:r>
-    </w:p>
-    <w:p>
-      <w:pPr>
-        <w:rPr>
-          <w:rFonts w:ascii="Times New Roman" w:eastAsia="Times New Roman" w:hAnsi="Times New Roman" w:cs="Times New Roman"/>
-          <w:szCs w:val="24"/>
-        </w:rPr>
-      </w:pPr>
-      <w:r>
-        <w:rPr>
-          <w:rFonts w:ascii="Times New Roman" w:eastAsia="Times New Roman" w:hAnsi="Times New Roman" w:cs="Times New Roman"/>
-          <w:szCs w:val="24"/>
-        </w:rPr>
-        <w:t>- SST-2 has no neutral label; mapping into a unified label space creates a mismatch.</w:t>
-      </w:r>
-    </w:p>
-    <w:p>
-      <w:pPr>
-        <w:rPr>
-          <w:rFonts w:ascii="Times New Roman" w:eastAsia="Times New Roman" w:hAnsi="Times New Roman" w:cs="Times New Roman"/>
-          <w:szCs w:val="24"/>
-        </w:rPr>
-      </w:pPr>
-      <w:r>
-        <w:rPr>
-          <w:rFonts w:ascii="Times New Roman" w:eastAsia="Times New Roman" w:hAnsi="Times New Roman" w:cs="Times New Roman"/>
-          <w:szCs w:val="24"/>
-        </w:rPr>
-        <w:t>- Neutral sentiment is subjective and may vary by dataset definition.</w:t>
-      </w:r>
-    </w:p>
-    <w:p>
-      <w:pPr>
-        <w:rPr>
-          <w:rFonts w:ascii="Times New Roman" w:eastAsia="Times New Roman" w:hAnsi="Times New Roman" w:cs="Times New Roman"/>
-          <w:szCs w:val="24"/>
-        </w:rPr>
-      </w:pPr>
-    </w:p>
-    <w:p>
-      <w:pPr>
+        <w:t>1</w:t>
+      </w:r>
+      <w:r>
         <w:rPr>
           <w:rFonts w:ascii="Times New Roman" w:eastAsia="Times New Roman" w:hAnsi="Times New Roman" w:cs="Times New Roman"/>
           <w:b/>
           <w:bCs/>
           <w:szCs w:val="24"/>
         </w:rPr>
-      </w:pPr>
+        <w:t>1</w:t>
+      </w:r>
       <w:r>
         <w:rPr>
           <w:rFonts w:ascii="Times New Roman" w:eastAsia="Times New Roman" w:hAnsi="Times New Roman" w:cs="Times New Roman"/>
@@ -5396,8 +4324,83 @@
           <w:bCs/>
           <w:szCs w:val="24"/>
         </w:rPr>
+        <w:t>) Limitations</w:t>
+      </w:r>
+    </w:p>
+    <w:p>
+      <w:pPr>
+        <w:rPr>
+          <w:rFonts w:ascii="Times New Roman" w:eastAsia="Times New Roman" w:hAnsi="Times New Roman" w:cs="Times New Roman"/>
+          <w:szCs w:val="24"/>
+        </w:rPr>
+      </w:pPr>
+      <w:r>
+        <w:rPr>
+          <w:rFonts w:ascii="Times New Roman" w:eastAsia="Times New Roman" w:hAnsi="Times New Roman" w:cs="Times New Roman"/>
+          <w:szCs w:val="24"/>
+        </w:rPr>
+        <w:t>- SST-2 has no neutral label; mapping into a unified label space creates a mismatch.</w:t>
+      </w:r>
+    </w:p>
+    <w:p>
+      <w:pPr>
+        <w:rPr>
+          <w:rFonts w:ascii="Times New Roman" w:eastAsia="Times New Roman" w:hAnsi="Times New Roman" w:cs="Times New Roman"/>
+          <w:szCs w:val="24"/>
+        </w:rPr>
+      </w:pPr>
+      <w:r>
+        <w:rPr>
+          <w:rFonts w:ascii="Times New Roman" w:eastAsia="Times New Roman" w:hAnsi="Times New Roman" w:cs="Times New Roman"/>
+          <w:szCs w:val="24"/>
+        </w:rPr>
+        <w:t>- Neutral sentiment is subjective and may vary by dataset definition.</w:t>
+      </w:r>
+    </w:p>
+    <w:p>
+      <w:pPr>
+        <w:rPr>
+          <w:rFonts w:ascii="Times New Roman" w:eastAsia="Times New Roman" w:hAnsi="Times New Roman" w:cs="Times New Roman"/>
+          <w:szCs w:val="24"/>
+        </w:rPr>
+      </w:pPr>
+    </w:p>
+    <w:p>
+      <w:pPr>
+        <w:rPr>
+          <w:rFonts w:ascii="Times New Roman" w:eastAsia="Times New Roman" w:hAnsi="Times New Roman" w:cs="Times New Roman"/>
+          <w:b/>
+          <w:bCs/>
+          <w:szCs w:val="24"/>
+        </w:rPr>
+      </w:pPr>
+      <w:r>
+        <w:rPr>
+          <w:rFonts w:ascii="Times New Roman" w:eastAsia="Times New Roman" w:hAnsi="Times New Roman" w:cs="Times New Roman"/>
+          <w:b/>
+          <w:bCs/>
+          <w:szCs w:val="24"/>
+        </w:rPr>
         <w:lastRenderedPageBreak/>
-        <w:t>13) Demo</w:t>
+        <w:t>1</w:t>
+      </w:r>
+      <w:r>
+        <w:rPr>
+          <w:rFonts w:ascii="Times New Roman" w:eastAsia="Times New Roman" w:hAnsi="Times New Roman" w:cs="Times New Roman"/>
+          <w:b/>
+          <w:bCs/>
+          <w:szCs w:val="24"/>
+        </w:rPr>
+        <w:t>2</w:t>
+      </w:r>
+      <w:r>
+        <w:rPr>
+          <w:rFonts w:ascii="Times New Roman" w:eastAsia="Times New Roman" w:hAnsi="Times New Roman" w:cs="Times New Roman"/>
+          <w:b/>
+          <w:bCs/>
+          <w:szCs w:val="24"/>
+        </w:rPr>
+        <w:t>) Demo</w:t>
       </w:r>
       <w:r>
         <w:rPr>
@@ -5635,7 +4638,7 @@
           <w:bCs/>
           <w:szCs w:val="24"/>
         </w:rPr>
-        <w:t>4</w:t>
+        <w:t>3</w:t>
       </w:r>
       <w:r>
         <w:rPr>
@@ -5659,23 +4662,7 @@
           <w:rFonts w:ascii="Times New Roman" w:eastAsia="Times New Roman" w:hAnsi="Times New Roman" w:cs="Times New Roman"/>
           <w:szCs w:val="24"/>
         </w:rPr>
-        <w:t>A multilingual sentiment model can significantly outperform a Thai-only baseline on Thai evaluation (</w:t>
-      </w:r>
-      <w:proofErr w:type="spellStart"/>
-      <w:r>
-        <w:rPr>
-          <w:rFonts w:ascii="Times New Roman" w:eastAsia="Times New Roman" w:hAnsi="Times New Roman" w:cs="Times New Roman"/>
-          <w:szCs w:val="24"/>
-        </w:rPr>
-        <w:t>Wisesight</w:t>
-      </w:r>
-      <w:proofErr w:type="spellEnd"/>
-      <w:r>
-        <w:rPr>
-          <w:rFonts w:ascii="Times New Roman" w:eastAsia="Times New Roman" w:hAnsi="Times New Roman" w:cs="Times New Roman"/>
-          <w:szCs w:val="24"/>
-        </w:rPr>
-        <w:t>), while introducing small performance trade-offs compared to an English-only baseline on English datasets. For deployment, the multilingual model offers simplicity and strong Thai performance, while a routed monolingual approach may remain preferable if optimizing purely for English accuracy.</w:t>
+        <w:t>A multilingual sentiment model can significantly outperform a Thai-only baseline on Thai evaluation (Wisesight), while introducing small performance trade-offs compared to an English-only baseline on English datasets. For deployment, the multilingual model offers simplicity and strong Thai performance, while a routed monolingual approach may remain preferable if optimizing purely for English accuracy.</w:t>
       </w:r>
     </w:p>
     <w:p>
@@ -5747,26 +4734,8 @@
           <w:rFonts w:ascii="Times New Roman" w:eastAsia="Times New Roman" w:hAnsi="Times New Roman" w:cs="Times New Roman"/>
           <w:szCs w:val="24"/>
         </w:rPr>
-        <w:t xml:space="preserve">  - Output: </w:t>
-      </w:r>
-      <w:proofErr w:type="spellStart"/>
-      <w:r>
-        <w:rPr>
-          <w:rFonts w:ascii="Times New Roman" w:eastAsia="Times New Roman" w:hAnsi="Times New Roman" w:cs="Times New Roman"/>
-          <w:szCs w:val="24"/>
-        </w:rPr>
-        <w:t>final_report_ab_</w:t>
-      </w:r>
-      <w:proofErr w:type="gramStart"/>
-      <w:r>
-        <w:rPr>
-          <w:rFonts w:ascii="Times New Roman" w:eastAsia="Times New Roman" w:hAnsi="Times New Roman" w:cs="Times New Roman"/>
-          <w:szCs w:val="24"/>
-        </w:rPr>
-        <w:t>results.json</w:t>
-      </w:r>
-      <w:proofErr w:type="spellEnd"/>
-      <w:proofErr w:type="gramEnd"/>
+        <w:t xml:space="preserve">  - Output: final_report_ab_results.json</w:t>
+      </w:r>
     </w:p>
     <w:p>
       <w:pPr>
@@ -5811,39 +4780,7 @@
           <w:szCs w:val="24"/>
         </w:rPr>
         <w:lastRenderedPageBreak/>
-        <w:t xml:space="preserve">  - Outputs </w:t>
-      </w:r>
-      <w:proofErr w:type="gramStart"/>
-      <w:r>
-        <w:rPr>
-          <w:rFonts w:ascii="Times New Roman" w:eastAsia="Times New Roman" w:hAnsi="Times New Roman" w:cs="Times New Roman"/>
-          <w:szCs w:val="24"/>
-        </w:rPr>
-        <w:t>in:</w:t>
-      </w:r>
-      <w:proofErr w:type="gramEnd"/>
-      <w:r>
-        <w:rPr>
-          <w:rFonts w:ascii="Times New Roman" w:eastAsia="Times New Roman" w:hAnsi="Times New Roman" w:cs="Times New Roman"/>
-          <w:szCs w:val="24"/>
-        </w:rPr>
-        <w:t xml:space="preserve"> </w:t>
-      </w:r>
-      <w:proofErr w:type="spellStart"/>
-      <w:r>
-        <w:rPr>
-          <w:rFonts w:ascii="Times New Roman" w:eastAsia="Times New Roman" w:hAnsi="Times New Roman" w:cs="Times New Roman"/>
-          <w:szCs w:val="24"/>
-        </w:rPr>
-        <w:t>final_report</w:t>
-      </w:r>
-      <w:proofErr w:type="spellEnd"/>
-      <w:r>
-        <w:rPr>
-          <w:rFonts w:ascii="Times New Roman" w:eastAsia="Times New Roman" w:hAnsi="Times New Roman" w:cs="Times New Roman"/>
-          <w:szCs w:val="24"/>
-        </w:rPr>
-        <w:t>/</w:t>
+        <w:t xml:space="preserve">  - Outputs in: final_report/</w:t>
       </w:r>
     </w:p>
     <w:p>
@@ -5885,23 +4822,7 @@
           <w:rFonts w:ascii="Times New Roman" w:eastAsia="Times New Roman" w:hAnsi="Times New Roman" w:cs="Times New Roman"/>
           <w:szCs w:val="24"/>
         </w:rPr>
-        <w:t xml:space="preserve">- </w:t>
-      </w:r>
-      <w:proofErr w:type="spellStart"/>
-      <w:r>
-        <w:rPr>
-          <w:rFonts w:ascii="Times New Roman" w:eastAsia="Times New Roman" w:hAnsi="Times New Roman" w:cs="Times New Roman"/>
-          <w:szCs w:val="24"/>
-        </w:rPr>
-        <w:t>Wisesight</w:t>
-      </w:r>
-      <w:proofErr w:type="spellEnd"/>
-      <w:r>
-        <w:rPr>
-          <w:rFonts w:ascii="Times New Roman" w:eastAsia="Times New Roman" w:hAnsi="Times New Roman" w:cs="Times New Roman"/>
-          <w:szCs w:val="24"/>
-        </w:rPr>
-        <w:t xml:space="preserve"> Sentiment Corpus (Thai)</w:t>
+        <w:t>- Wisesight Sentiment Corpus (Thai)</w:t>
       </w:r>
     </w:p>
     <w:p>
@@ -5931,23 +4852,7 @@
           <w:rFonts w:ascii="Times New Roman" w:eastAsia="Times New Roman" w:hAnsi="Times New Roman" w:cs="Times New Roman"/>
           <w:szCs w:val="24"/>
         </w:rPr>
-        <w:t>- XLM-</w:t>
-      </w:r>
-      <w:proofErr w:type="spellStart"/>
-      <w:r>
-        <w:rPr>
-          <w:rFonts w:ascii="Times New Roman" w:eastAsia="Times New Roman" w:hAnsi="Times New Roman" w:cs="Times New Roman"/>
-          <w:szCs w:val="24"/>
-        </w:rPr>
-        <w:t>RoBERTa</w:t>
-      </w:r>
-      <w:proofErr w:type="spellEnd"/>
-      <w:r>
-        <w:rPr>
-          <w:rFonts w:ascii="Times New Roman" w:eastAsia="Times New Roman" w:hAnsi="Times New Roman" w:cs="Times New Roman"/>
-          <w:szCs w:val="24"/>
-        </w:rPr>
-        <w:t xml:space="preserve"> base (multilingual transformer baseline</w:t>
+        <w:t>- XLM-RoBERTa base (multilingual transformer baseline</w:t>
       </w:r>
       <w:r>
         <w:rPr>
@@ -8544,6 +7449,23 @@
 </file>
 
 <file path=customXml/item1.xml><?xml version="1.0" encoding="utf-8"?>
+<?mso-contentType ?>
+<FormTemplates xmlns="http://schemas.microsoft.com/sharepoint/v3/contenttype/forms">
+  <Display>DocumentLibraryForm</Display>
+  <Edit>DocumentLibraryForm</Edit>
+  <New>DocumentLibraryForm</New>
+</FormTemplates>
+</file>
+
+<file path=customXml/item2.xml><?xml version="1.0" encoding="utf-8"?>
+<p:properties xmlns:p="http://schemas.microsoft.com/office/2006/metadata/properties" xmlns:xsi="http://www.w3.org/2001/XMLSchema-instance" xmlns:pc="http://schemas.microsoft.com/office/infopath/2007/PartnerControls">
+  <documentManagement>
+    <_activity xmlns="e00ecd57-0d74-44e0-817c-03d4b632c110" xsi:nil="true"/>
+  </documentManagement>
+</p:properties>
+</file>
+
+<file path=customXml/item3.xml><?xml version="1.0" encoding="utf-8"?>
 <ct:contentTypeSchema xmlns:ct="http://schemas.microsoft.com/office/2006/metadata/contentType" xmlns:ma="http://schemas.microsoft.com/office/2006/metadata/properties/metaAttributes" ct:_="" ma:_="" ma:contentTypeName="Document" ma:contentTypeID="0x0101005A31D50157EAF742B27CFC606749F299" ma:contentTypeVersion="15" ma:contentTypeDescription="Create a new document." ma:contentTypeScope="" ma:versionID="1ab964b0fe5b6d292d6b8a245a56e9f0">
   <xsd:schema xmlns:xsd="http://www.w3.org/2001/XMLSchema" xmlns:xs="http://www.w3.org/2001/XMLSchema" xmlns:p="http://schemas.microsoft.com/office/2006/metadata/properties" xmlns:ns3="fe9583be-d565-4032-a51b-9da2e7ff098b" xmlns:ns4="e00ecd57-0d74-44e0-817c-03d4b632c110" targetNamespace="http://schemas.microsoft.com/office/2006/metadata/properties" ma:root="true" ma:fieldsID="7e14babf49619096a251609f4e69b527" ns3:_="" ns4:_="">
     <xsd:import namespace="fe9583be-d565-4032-a51b-9da2e7ff098b"/>
@@ -8776,28 +7698,29 @@
 </ct:contentTypeSchema>
 </file>
 
-<file path=customXml/item2.xml><?xml version="1.0" encoding="utf-8"?>
-<p:properties xmlns:p="http://schemas.microsoft.com/office/2006/metadata/properties" xmlns:xsi="http://www.w3.org/2001/XMLSchema-instance" xmlns:pc="http://schemas.microsoft.com/office/infopath/2007/PartnerControls">
-  <documentManagement>
-    <_activity xmlns="e00ecd57-0d74-44e0-817c-03d4b632c110" xsi:nil="true"/>
-  </documentManagement>
-</p:properties>
-</file>
-
-<file path=customXml/item3.xml><?xml version="1.0" encoding="utf-8"?>
-<?mso-contentType ?>
-<FormTemplates xmlns="http://schemas.microsoft.com/sharepoint/v3/contenttype/forms">
-  <Display>DocumentLibraryForm</Display>
-  <Edit>DocumentLibraryForm</Edit>
-  <New>DocumentLibraryForm</New>
-</FormTemplates>
-</file>
-
 <file path=customXml/item4.xml><?xml version="1.0" encoding="utf-8"?>
 <b:Sources xmlns:b="http://schemas.openxmlformats.org/officeDocument/2006/bibliography" xmlns="http://schemas.openxmlformats.org/officeDocument/2006/bibliography" SelectedStyle="\APASixthEditionOfficeOnline.xsl" StyleName="APA" Version="6"/>
 </file>
 
 <file path=customXml/itemProps1.xml><?xml version="1.0" encoding="utf-8"?>
+<ds:datastoreItem xmlns:ds="http://schemas.openxmlformats.org/officeDocument/2006/customXml" ds:itemID="{04D911DB-E635-4487-B1E9-39C42633C806}">
+  <ds:schemaRefs>
+    <ds:schemaRef ds:uri="http://schemas.microsoft.com/sharepoint/v3/contenttype/forms"/>
+  </ds:schemaRefs>
+</ds:datastoreItem>
+</file>
+
+<file path=customXml/itemProps2.xml><?xml version="1.0" encoding="utf-8"?>
+<ds:datastoreItem xmlns:ds="http://schemas.openxmlformats.org/officeDocument/2006/customXml" ds:itemID="{FEE24559-3088-43E0-96FD-4ACE04CC5493}">
+  <ds:schemaRefs>
+    <ds:schemaRef ds:uri="http://schemas.microsoft.com/office/2006/metadata/properties"/>
+    <ds:schemaRef ds:uri="http://schemas.microsoft.com/office/infopath/2007/PartnerControls"/>
+    <ds:schemaRef ds:uri="e00ecd57-0d74-44e0-817c-03d4b632c110"/>
+  </ds:schemaRefs>
+</ds:datastoreItem>
+</file>
+
+<file path=customXml/itemProps3.xml><?xml version="1.0" encoding="utf-8"?>
 <ds:datastoreItem xmlns:ds="http://schemas.openxmlformats.org/officeDocument/2006/customXml" ds:itemID="{D01E5AA1-7B95-46C9-AB9A-42150BE4B0DB}">
   <ds:schemaRefs>
     <ds:schemaRef ds:uri="http://schemas.microsoft.com/office/2006/metadata/contentType"/>
@@ -8816,24 +7739,6 @@
 </ds:datastoreItem>
 </file>
 
-<file path=customXml/itemProps2.xml><?xml version="1.0" encoding="utf-8"?>
-<ds:datastoreItem xmlns:ds="http://schemas.openxmlformats.org/officeDocument/2006/customXml" ds:itemID="{FEE24559-3088-43E0-96FD-4ACE04CC5493}">
-  <ds:schemaRefs>
-    <ds:schemaRef ds:uri="http://schemas.microsoft.com/office/2006/metadata/properties"/>
-    <ds:schemaRef ds:uri="http://schemas.microsoft.com/office/infopath/2007/PartnerControls"/>
-    <ds:schemaRef ds:uri="e00ecd57-0d74-44e0-817c-03d4b632c110"/>
-  </ds:schemaRefs>
-</ds:datastoreItem>
-</file>
-
-<file path=customXml/itemProps3.xml><?xml version="1.0" encoding="utf-8"?>
-<ds:datastoreItem xmlns:ds="http://schemas.openxmlformats.org/officeDocument/2006/customXml" ds:itemID="{04D911DB-E635-4487-B1E9-39C42633C806}">
-  <ds:schemaRefs>
-    <ds:schemaRef ds:uri="http://schemas.microsoft.com/sharepoint/v3/contenttype/forms"/>
-  </ds:schemaRefs>
-</ds:datastoreItem>
-</file>
-
 <file path=customXml/itemProps4.xml><?xml version="1.0" encoding="utf-8"?>
 <ds:datastoreItem xmlns:ds="http://schemas.openxmlformats.org/officeDocument/2006/customXml" ds:itemID="{EA868167-CABB-408F-B57B-C9C8970F2205}">
   <ds:schemaRefs>
